--- a/soportes/acuerdos/estudios_previos/formato/ep_EP-2026-02.docx
+++ b/soportes/acuerdos/estudios_previos/formato/ep_EP-2026-02.docx
@@ -37,6 +37,10 @@
     <w:p>
       <w:pPr>
         <w:jc w:val="center"/>
+        <w:rPr>
+          <w:b/>
+          <w:bCs/>
+        </w:rPr>
       </w:pPr>
       <w:r>
         <w:rPr>
@@ -7179,14 +7183,6 @@
           <w:szCs w:val="20"/>
         </w:rPr>
       </w:r>
-      <w:r>
-        <w:rPr>
-          <w:rFonts w:ascii="Century Gothic" w:eastAsia="Century Gothic" w:hAnsi="Century Gothic" w:cs="Century Gothic"/>
-          <w:color w:val="000000" w:themeColor="text1"/>
-          <w:sz w:val="20"/>
-          <w:szCs w:val="20"/>
-        </w:rPr>
-      </w:r>
     </w:p>
     <w:p>
       <w:pPr>
@@ -7229,7 +7225,7 @@
           <w:sz w:val="20"/>
           <w:szCs w:val="20"/>
         </w:rPr>
-        <w:t>Los municipios de Uribe, Mesetas y Vistahermosa hacen parte de una región estratégica para la conservación del bioma amazónico, al constituir un territorio de transición entre la Amazonía y la Orinoquía, con alta biodiversidad y funciones ecosistémicas clave para la regulación hídrica, climática y la conectividad ecológica. Sin embargo, esta región ha sido históricamente afectada por el conflicto armado, la deforestación acelerada, la expansión de economías no sostenibles y una limitada presenci</w:t>
+        <w:t>Abcd</w:t>
       </w:r>
     </w:p>
     <w:p>
@@ -7328,7 +7324,7 @@
           <w:sz w:val="20"/>
           <w:szCs w:val="20"/>
         </w:rPr>
-        <w:t>El proyecto SAVIA AMAZÓNICA – Escuela de Selva en el Meta Amazónico se desarrollará en los municipios de Uribe, Mesetas y Vistahermosa, con el propósito de implementar un modelo educativo territorial orientado al fortalecimiento de capacidades ambientales, científicas y de gobernanza comunitaria. El alcance comprende la ejecución de un plan de formación contextualizado, la dotación de laboratorios escolares básicos, el desarrollo de procesos de monitoreo socio-ecológico participativo y la articu&gt;</w:t>
+        <w:t>El proyecto SAVIA AMAZÓNICA – Escuela de Selva en el Meta Amazónico se desarrollará en los municipios de Uribe, Mesetas y Vistahermosa, con el propósito de implementar un modelo educativo territorial orientado al fortalecimiento de capacidades ambientales, científicas y de gobernanza comunitaria. El alcance comprende la ejecución de un plan de formación contextualizado, la dotación de laboratorios escolares básicos, el desarrollo de procesos de monitoreo socio-ecológico participativo y la articu</w:t>
       </w:r>
       <w:r>
         <w:rPr>
@@ -7670,6 +7666,7 @@
           <w:rFonts w:ascii="Century Gothic" w:hAnsi="Century Gothic"/>
           <w:sz w:val="20"/>
           <w:szCs w:val="20"/>
+          <w:highlight w:val="yellow"/>
           <w:lang w:val="es-ES" w:eastAsia="es-CO"/>
         </w:rPr>
       </w:r>
@@ -7679,6 +7676,7 @@
           <w:rFonts w:ascii="Century Gothic" w:hAnsi="Century Gothic"/>
           <w:sz w:val="20"/>
           <w:szCs w:val="20"/>
+          <w:highlight w:val="yellow"/>
           <w:lang w:val="es-ES" w:eastAsia="es-CO"/>
         </w:rPr>
       </w:r>
@@ -7688,95 +7686,20 @@
           <w:rFonts w:ascii="Century Gothic" w:hAnsi="Century Gothic"/>
           <w:sz w:val="20"/>
           <w:szCs w:val="20"/>
+          <w:highlight w:val="yellow"/>
           <w:lang w:val="es-ES" w:eastAsia="es-CO"/>
         </w:rPr>
       </w:r>
-      <w:r>
-        <w:rPr>
-          <w:rStyle w:val="normaltextrun"/>
-          <w:rFonts w:ascii="Century Gothic" w:hAnsi="Century Gothic"/>
-          <w:sz w:val="20"/>
-          <w:szCs w:val="20"/>
-          <w:lang w:val="es-ES" w:eastAsia="es-CO"/>
-        </w:rPr>
-      </w:r>
-      <w:r>
-        <w:rPr>
-          <w:rStyle w:val="normaltextrun"/>
-          <w:rFonts w:ascii="Century Gothic" w:hAnsi="Century Gothic"/>
-          <w:sz w:val="20"/>
-          <w:szCs w:val="20"/>
-          <w:lang w:val="es-ES" w:eastAsia="es-CO"/>
-        </w:rPr>
-      </w:r>
-      <w:r>
-        <w:rPr>
-          <w:rStyle w:val="normaltextrun"/>
-          <w:rFonts w:ascii="Century Gothic" w:hAnsi="Century Gothic"/>
-          <w:sz w:val="20"/>
-          <w:szCs w:val="20"/>
-          <w:lang w:val="es-ES" w:eastAsia="es-CO"/>
-        </w:rPr>
-      </w:r>
-      <w:r>
-        <w:rPr>
-          <w:rStyle w:val="normaltextrun"/>
-          <w:rFonts w:ascii="Century Gothic" w:hAnsi="Century Gothic"/>
-          <w:sz w:val="20"/>
-          <w:szCs w:val="20"/>
-          <w:lang w:val="es-ES" w:eastAsia="es-CO"/>
-        </w:rPr>
-      </w:r>
-      <w:r>
+    </w:p>
+    <w:p>
+      <w:pPr>
+        <w:pStyle w:val="Default"/>
+        <w:jc w:val="both"/>
         <w:rPr>
           <w:rStyle w:val="normaltextrun"/>
           <w:rFonts w:ascii="Century Gothic" w:hAnsi="Century Gothic"/>
           <w:b/>
           <w:bCs/>
-          <w:sz w:val="20"/>
-          <w:szCs w:val="20"/>
-          <w:lang w:val="es-ES" w:eastAsia="es-CO"/>
-        </w:rPr>
-      </w:r>
-      <w:r>
-        <w:rPr>
-          <w:rStyle w:val="normaltextrun"/>
-          <w:rFonts w:ascii="Century Gothic" w:hAnsi="Century Gothic"/>
-          <w:sz w:val="20"/>
-          <w:szCs w:val="20"/>
-          <w:lang w:val="es-ES" w:eastAsia="es-CO"/>
-        </w:rPr>
-      </w:r>
-      <w:r>
-        <w:rPr>
-          <w:rStyle w:val="normaltextrun"/>
-          <w:rFonts w:ascii="Century Gothic" w:hAnsi="Century Gothic"/>
-          <w:b/>
-          <w:bCs/>
-          <w:sz w:val="20"/>
-          <w:szCs w:val="20"/>
-          <w:lang w:val="es-ES" w:eastAsia="es-CO"/>
-        </w:rPr>
-      </w:r>
-      <w:r>
-        <w:rPr>
-          <w:rStyle w:val="normaltextrun"/>
-          <w:rFonts w:ascii="Century Gothic" w:hAnsi="Century Gothic"/>
-          <w:b/>
-          <w:bCs/>
-          <w:sz w:val="20"/>
-          <w:szCs w:val="20"/>
-          <w:lang w:val="es-ES" w:eastAsia="es-CO"/>
-        </w:rPr>
-      </w:r>
-    </w:p>
-    <w:p>
-      <w:pPr>
-        <w:pStyle w:val="Default"/>
-        <w:jc w:val="both"/>
-        <w:rPr>
-          <w:rStyle w:val="normaltextrun"/>
-          <w:rFonts w:ascii="Century Gothic" w:hAnsi="Century Gothic"/>
           <w:sz w:val="20"/>
           <w:szCs w:val="20"/>
           <w:lang w:eastAsia="es-CO"/>
@@ -15667,1195 +15590,652 @@
       </w:pPr>
     </w:p>
     <w:p>
-      <w:pPr>
-        <w:pStyle w:val="NormalWeb"/>
-        <w:shd w:val="clear" w:color="auto" w:fill="FFFFFF" w:themeFill="background1"/>
-        <w:spacing w:before="0" w:beforeAutospacing="0" w:after="0" w:afterAutospacing="0" w:line="240" w:lineRule="atLeast"/>
-        <w:jc w:val="both"/>
-        <w:rPr>
-          <w:rFonts w:ascii="Century Gothic" w:eastAsia="Century Gothic" w:hAnsi="Century Gothic" w:cs="Century Gothic"/>
-          <w:color w:val="000000" w:themeColor="text1"/>
-          <w:sz w:val="20"/>
-          <w:szCs w:val="20"/>
-          <w:lang w:val="es-ES"/>
-        </w:rPr>
-      </w:pPr>
-      <w:r>
-        <w:rPr>
-          <w:rFonts w:ascii="Century Gothic" w:eastAsia="Century Gothic" w:hAnsi="Century Gothic" w:cs="Century Gothic"/>
+      <w:r>
+        <w:rPr>
+          <w:rFonts w:ascii="Century Gothic" w:hAnsi="Century Gothic"/>
           <w:b/>
-          <w:bCs/>
-          <w:color w:val="000000" w:themeColor="text1"/>
-          <w:sz w:val="20"/>
-          <w:szCs w:val="20"/>
-        </w:rPr>
-        <w:t xml:space="preserve">Objetivo específico 1. </w:t>
-      </w:r>
-      <w:r>
-        <w:rPr>
-          <w:rFonts w:ascii="Century Gothic" w:eastAsia="Century Gothic" w:hAnsi="Century Gothic" w:cs="Century Gothic"/>
-          <w:color w:val="000000" w:themeColor="text1"/>
-          <w:sz w:val="20"/>
-          <w:szCs w:val="20"/>
-          <w:lang w:val="es-ES"/>
-        </w:rPr>
-        <w:t>Elaborar los estudios y diseños para la construcción de la casa de Gobierno del Consejo Indígena del territorio de ARICA</w:t>
-      </w:r>
-    </w:p>
-    <w:p>
-      <w:pPr>
-        <w:pStyle w:val="NormalWeb"/>
-        <w:shd w:val="clear" w:color="auto" w:fill="FFFFFF" w:themeFill="background1"/>
-        <w:spacing w:before="0" w:beforeAutospacing="0" w:after="0" w:afterAutospacing="0" w:line="240" w:lineRule="atLeast"/>
-        <w:jc w:val="both"/>
-        <w:rPr>
-          <w:rFonts w:ascii="Century Gothic" w:eastAsia="Century Gothic" w:hAnsi="Century Gothic" w:cs="Century Gothic"/>
+          <w:color w:val="000000"/>
+          <w:sz w:val="20"/>
+        </w:rPr>
+        <w:t>Objetivo específico 1.</w:t>
+      </w:r>
+      <w:r>
+        <w:rPr>
+          <w:rFonts w:ascii="Century Gothic" w:hAnsi="Century Gothic"/>
+          <w:color w:val="000000"/>
+          <w:sz w:val="20"/>
+        </w:rPr>
+        <w:t xml:space="preserve"> Objetivo específico 1: Implementar      sistemas    ecoeficientes     fijas   de    energías sostenibles, que respondan a las necesidades de las comunidades indígenas de caño Raya.</w:t>
+      </w:r>
+    </w:p>
+    <w:p>
+      <w:r>
+        <w:rPr>
+          <w:rFonts w:ascii="Century Gothic" w:hAnsi="Century Gothic"/>
           <w:b/>
-          <w:bCs/>
-          <w:color w:val="000000" w:themeColor="text1"/>
-          <w:sz w:val="20"/>
-          <w:szCs w:val="20"/>
-        </w:rPr>
-      </w:pPr>
-    </w:p>
-    <w:p>
-      <w:pPr>
-        <w:pStyle w:val="NormalWeb"/>
-        <w:shd w:val="clear" w:color="auto" w:fill="FFFFFF" w:themeFill="background1"/>
-        <w:spacing w:before="0" w:beforeAutospacing="0" w:after="0" w:afterAutospacing="0" w:line="240" w:lineRule="atLeast"/>
-        <w:jc w:val="both"/>
-        <w:rPr>
-          <w:rFonts w:ascii="Century Gothic" w:eastAsia="Century Gothic" w:hAnsi="Century Gothic" w:cs="Century Gothic"/>
-          <w:color w:val="000000" w:themeColor="text1"/>
-          <w:sz w:val="20"/>
-          <w:szCs w:val="20"/>
-        </w:rPr>
-      </w:pPr>
-      <w:r>
-        <w:rPr>
-          <w:rFonts w:ascii="Century Gothic" w:eastAsia="Century Gothic" w:hAnsi="Century Gothic" w:cs="Century Gothic"/>
+          <w:color w:val="000000"/>
+          <w:sz w:val="20"/>
+        </w:rPr>
+        <w:t>Actividad 1.1.</w:t>
+      </w:r>
+      <w:r>
+        <w:rPr>
+          <w:rFonts w:ascii="Century Gothic" w:hAnsi="Century Gothic"/>
+          <w:color w:val="000000"/>
+          <w:sz w:val="20"/>
+        </w:rPr>
+        <w:t xml:space="preserve"> Actividad Administrativa Precontractual.</w:t>
+      </w:r>
+    </w:p>
+    <w:p>
+      <w:r>
+        <w:rPr>
+          <w:rFonts w:ascii="Century Gothic" w:hAnsi="Century Gothic"/>
           <w:b/>
-          <w:bCs/>
-          <w:color w:val="000000" w:themeColor="text1"/>
-          <w:sz w:val="20"/>
-          <w:szCs w:val="20"/>
-        </w:rPr>
-        <w:t>Actividad 1.1.</w:t>
-      </w:r>
-      <w:r>
-        <w:rPr>
-          <w:rFonts w:ascii="Century Gothic" w:eastAsia="Century Gothic" w:hAnsi="Century Gothic" w:cs="Century Gothic"/>
-          <w:color w:val="000000" w:themeColor="text1"/>
-          <w:sz w:val="20"/>
-          <w:szCs w:val="20"/>
-        </w:rPr>
-        <w:t xml:space="preserve"> Formalización del Proyecto</w:t>
-      </w:r>
-    </w:p>
-    <w:p>
-      <w:pPr>
-        <w:pStyle w:val="NormalWeb"/>
-        <w:shd w:val="clear" w:color="auto" w:fill="FFFFFF" w:themeFill="background1"/>
-        <w:spacing w:before="0" w:beforeAutospacing="0" w:after="0" w:afterAutospacing="0" w:line="240" w:lineRule="atLeast"/>
-        <w:jc w:val="both"/>
-        <w:rPr>
-          <w:rFonts w:ascii="Century Gothic" w:eastAsia="Century Gothic" w:hAnsi="Century Gothic" w:cs="Century Gothic"/>
+          <w:color w:val="000000"/>
+          <w:sz w:val="20"/>
+        </w:rPr>
+        <w:t>Producto 1.</w:t>
+      </w:r>
+      <w:r>
+        <w:rPr>
+          <w:rFonts w:ascii="Century Gothic" w:hAnsi="Century Gothic"/>
+          <w:color w:val="000000"/>
+          <w:sz w:val="20"/>
+        </w:rPr>
+        <w:t xml:space="preserve"> Plan de trabajo, Plan de adquisiciones firmado y cronograma de actividades y Póliza de garantías.</w:t>
+      </w:r>
+    </w:p>
+    <w:p>
+      <w:r>
+        <w:rPr>
+          <w:rFonts w:ascii="Century Gothic" w:hAnsi="Century Gothic"/>
           <w:b/>
-          <w:bCs/>
-          <w:color w:val="000000" w:themeColor="text1"/>
-          <w:sz w:val="20"/>
-          <w:szCs w:val="20"/>
-        </w:rPr>
-      </w:pPr>
-    </w:p>
-    <w:p>
-      <w:pPr>
-        <w:pStyle w:val="NormalWeb"/>
-        <w:shd w:val="clear" w:color="auto" w:fill="FFFFFF" w:themeFill="background1"/>
-        <w:spacing w:before="0" w:beforeAutospacing="0" w:after="0" w:afterAutospacing="0" w:line="240" w:lineRule="atLeast"/>
-        <w:jc w:val="both"/>
-        <w:rPr>
-          <w:rFonts w:ascii="Century Gothic" w:eastAsia="Century Gothic" w:hAnsi="Century Gothic" w:cs="Century Gothic"/>
-          <w:color w:val="000000" w:themeColor="text1"/>
-          <w:sz w:val="20"/>
-          <w:szCs w:val="20"/>
-        </w:rPr>
-      </w:pPr>
-      <w:r>
-        <w:rPr>
-          <w:rFonts w:ascii="Century Gothic" w:eastAsia="Century Gothic" w:hAnsi="Century Gothic" w:cs="Century Gothic"/>
+          <w:color w:val="000000"/>
+          <w:sz w:val="20"/>
+        </w:rPr>
+        <w:t>Actividad 1.2.</w:t>
+      </w:r>
+      <w:r>
+        <w:rPr>
+          <w:rFonts w:ascii="Century Gothic" w:hAnsi="Century Gothic"/>
+          <w:color w:val="000000"/>
+          <w:sz w:val="20"/>
+        </w:rPr>
+        <w:t xml:space="preserve"> Realizar socialización con las comunidades beneficiarias del Resguardo Caño Raya y la autoridad local para la presentación del proyecto de cocinas ecoeficientes móviles.</w:t>
+      </w:r>
+    </w:p>
+    <w:p>
+      <w:r>
+        <w:rPr>
+          <w:rFonts w:ascii="Century Gothic" w:hAnsi="Century Gothic"/>
           <w:b/>
-          <w:bCs/>
-          <w:color w:val="000000" w:themeColor="text1"/>
-          <w:sz w:val="20"/>
-          <w:szCs w:val="20"/>
-        </w:rPr>
-        <w:t>Producto 0</w:t>
-      </w:r>
-      <w:r>
-        <w:rPr>
-          <w:rFonts w:ascii="Century Gothic" w:eastAsia="Century Gothic" w:hAnsi="Century Gothic" w:cs="Century Gothic"/>
-          <w:color w:val="000000" w:themeColor="text1"/>
-          <w:sz w:val="20"/>
-          <w:szCs w:val="20"/>
-        </w:rPr>
-        <w:t xml:space="preserve">: Perfeccionamiento del Subacuerdo, Plan de Adquisiciones del Acuerdo (PAA) y Estructura del Proyecto debidamente aprobados por el líder del Pilar 4 Gobernanza Ambiental con Pueblos Indígenas, </w:t>
-      </w:r>
-      <w:r>
-        <w:rPr>
-          <w:rFonts w:ascii="Century Gothic" w:eastAsia="Century Gothic" w:hAnsi="Century Gothic" w:cs="Century Gothic"/>
-          <w:color w:val="000000" w:themeColor="text1"/>
-          <w:sz w:val="20"/>
-          <w:szCs w:val="20"/>
-        </w:rPr>
-        <w:t xml:space="preserve">la Entidad Implementadora y </w:t>
-      </w:r>
-      <w:r>
-        <w:rPr>
-          <w:rFonts w:ascii="Century Gothic" w:eastAsia="Century Gothic" w:hAnsi="Century Gothic" w:cs="Century Gothic"/>
-          <w:color w:val="000000" w:themeColor="text1"/>
-          <w:sz w:val="20"/>
-          <w:szCs w:val="20"/>
-        </w:rPr>
-        <w:t>Patrimonio Natural. TdR del coordinador, contador y software contable</w:t>
-      </w:r>
-      <w:r>
-        <w:rPr>
-          <w:rFonts w:ascii="Century Gothic" w:eastAsia="Century Gothic" w:hAnsi="Century Gothic" w:cs="Century Gothic"/>
-          <w:color w:val="000000" w:themeColor="text1"/>
-          <w:sz w:val="20"/>
-          <w:szCs w:val="20"/>
-        </w:rPr>
-        <w:t>.</w:t>
-      </w:r>
-      <w:r>
-        <w:rPr>
-          <w:rFonts w:ascii="Century Gothic" w:eastAsia="Century Gothic" w:hAnsi="Century Gothic" w:cs="Century Gothic"/>
-          <w:color w:val="000000" w:themeColor="text1"/>
-          <w:sz w:val="20"/>
-          <w:szCs w:val="20"/>
-        </w:rPr>
-        <w:t xml:space="preserve"> </w:t>
-      </w:r>
-      <w:r>
-        <w:rPr>
-          <w:rFonts w:ascii="Century Gothic" w:eastAsia="Century Gothic" w:hAnsi="Century Gothic" w:cs="Century Gothic"/>
-          <w:color w:val="000000" w:themeColor="text1"/>
-          <w:sz w:val="20"/>
-          <w:szCs w:val="20"/>
-        </w:rPr>
-        <w:t>Póliza de garantías aprobada.</w:t>
-      </w:r>
-    </w:p>
-    <w:p>
-      <w:pPr>
-        <w:pStyle w:val="NormalWeb"/>
-        <w:shd w:val="clear" w:color="auto" w:fill="FFFFFF" w:themeFill="background1"/>
-        <w:spacing w:before="0" w:beforeAutospacing="0" w:after="0" w:afterAutospacing="0" w:line="240" w:lineRule="atLeast"/>
-        <w:ind w:left="1276"/>
-        <w:jc w:val="both"/>
-        <w:rPr>
-          <w:rFonts w:ascii="Century Gothic" w:eastAsia="Century Gothic" w:hAnsi="Century Gothic" w:cs="Century Gothic"/>
-          <w:color w:val="000000" w:themeColor="text1"/>
-          <w:sz w:val="20"/>
-          <w:szCs w:val="20"/>
-        </w:rPr>
-      </w:pPr>
-    </w:p>
-    <w:p>
-      <w:pPr>
-        <w:spacing w:after="0" w:line="240" w:lineRule="atLeast"/>
-        <w:jc w:val="both"/>
-        <w:rPr>
-          <w:rFonts w:ascii="Century Gothic" w:eastAsia="Century Gothic" w:hAnsi="Century Gothic" w:cs="Century Gothic"/>
-          <w:color w:val="000000" w:themeColor="text1"/>
-          <w:sz w:val="20"/>
-          <w:szCs w:val="20"/>
-        </w:rPr>
-      </w:pPr>
-      <w:r>
-        <w:rPr>
-          <w:rFonts w:ascii="Century Gothic" w:eastAsia="Century Gothic" w:hAnsi="Century Gothic" w:cs="Century Gothic"/>
+          <w:color w:val="000000"/>
+          <w:sz w:val="20"/>
+        </w:rPr>
+        <w:t>Producto 2.</w:t>
+      </w:r>
+      <w:r>
+        <w:rPr>
+          <w:rFonts w:ascii="Century Gothic" w:hAnsi="Century Gothic"/>
+          <w:color w:val="000000"/>
+          <w:sz w:val="20"/>
+        </w:rPr>
+        <w:t xml:space="preserve"> Un (1) acta de socialización del proyecto con las firmas de aprobación por las autoridades y/o lideres, con listas de asistencia y registro fotográfico.</w:t>
+      </w:r>
+    </w:p>
+    <w:p>
+      <w:r>
+        <w:rPr>
+          <w:rFonts w:ascii="Century Gothic" w:hAnsi="Century Gothic"/>
           <w:b/>
-          <w:bCs/>
-          <w:color w:val="000000" w:themeColor="text1"/>
-          <w:sz w:val="20"/>
-          <w:szCs w:val="20"/>
-        </w:rPr>
-        <w:t>Actividad 1.2.</w:t>
-      </w:r>
-      <w:r>
-        <w:rPr>
-          <w:rFonts w:ascii="Century Gothic" w:eastAsia="Century Gothic" w:hAnsi="Century Gothic" w:cs="Century Gothic"/>
-          <w:color w:val="000000" w:themeColor="text1"/>
-          <w:sz w:val="20"/>
-          <w:szCs w:val="20"/>
-        </w:rPr>
-        <w:t xml:space="preserve"> </w:t>
-      </w:r>
-      <w:r>
-        <w:rPr>
-          <w:rFonts w:ascii="Century Gothic" w:eastAsia="Century Gothic" w:hAnsi="Century Gothic" w:cs="Century Gothic"/>
-          <w:color w:val="000000" w:themeColor="text1"/>
-          <w:sz w:val="20"/>
-          <w:szCs w:val="20"/>
-        </w:rPr>
-        <w:t xml:space="preserve">Reunión de socialización, concertación con las autoridades del Consejo </w:t>
-      </w:r>
-      <w:r>
-        <w:rPr>
-          <w:rFonts w:ascii="Century Gothic" w:eastAsia="Century Gothic" w:hAnsi="Century Gothic" w:cs="Century Gothic"/>
-          <w:color w:val="000000" w:themeColor="text1"/>
-          <w:sz w:val="20"/>
-          <w:szCs w:val="20"/>
-        </w:rPr>
-        <w:t>Indígena</w:t>
-      </w:r>
-      <w:r>
-        <w:rPr>
-          <w:rFonts w:ascii="Century Gothic" w:eastAsia="Century Gothic" w:hAnsi="Century Gothic" w:cs="Century Gothic"/>
-          <w:color w:val="000000" w:themeColor="text1"/>
-          <w:sz w:val="20"/>
-          <w:szCs w:val="20"/>
-        </w:rPr>
-        <w:t xml:space="preserve"> del </w:t>
-      </w:r>
-      <w:r>
-        <w:rPr>
-          <w:rFonts w:ascii="Century Gothic" w:eastAsia="Century Gothic" w:hAnsi="Century Gothic" w:cs="Century Gothic"/>
-          <w:color w:val="000000" w:themeColor="text1"/>
-          <w:sz w:val="20"/>
-          <w:szCs w:val="20"/>
-        </w:rPr>
-        <w:t>territorio</w:t>
-      </w:r>
-      <w:r>
-        <w:rPr>
-          <w:rFonts w:ascii="Century Gothic" w:eastAsia="Century Gothic" w:hAnsi="Century Gothic" w:cs="Century Gothic"/>
-          <w:color w:val="000000" w:themeColor="text1"/>
-          <w:sz w:val="20"/>
-          <w:szCs w:val="20"/>
-        </w:rPr>
-        <w:t xml:space="preserve"> de ARICA, para definir el sitio de construcción, los criterios técnicos, ambientales, culturales y la caracterización </w:t>
-      </w:r>
-      <w:r>
-        <w:rPr>
-          <w:rFonts w:ascii="Century Gothic" w:eastAsia="Century Gothic" w:hAnsi="Century Gothic" w:cs="Century Gothic"/>
-          <w:color w:val="000000" w:themeColor="text1"/>
-          <w:sz w:val="20"/>
-          <w:szCs w:val="20"/>
-        </w:rPr>
-        <w:t>del terreno</w:t>
-      </w:r>
-    </w:p>
-    <w:p>
-      <w:pPr>
-        <w:spacing w:after="0" w:line="240" w:lineRule="atLeast"/>
-        <w:jc w:val="both"/>
-        <w:rPr>
-          <w:rFonts w:ascii="Century Gothic" w:eastAsia="Century Gothic" w:hAnsi="Century Gothic" w:cs="Century Gothic"/>
-          <w:color w:val="000000" w:themeColor="text1"/>
-          <w:sz w:val="20"/>
-          <w:szCs w:val="20"/>
-        </w:rPr>
-      </w:pPr>
-      <w:r>
-        <w:rPr>
-          <w:rFonts w:ascii="Century Gothic" w:eastAsia="Century Gothic" w:hAnsi="Century Gothic" w:cs="Century Gothic"/>
-          <w:color w:val="000000" w:themeColor="text1"/>
-          <w:sz w:val="20"/>
-          <w:szCs w:val="20"/>
-        </w:rPr>
-        <w:lastRenderedPageBreak/>
-        <w:t xml:space="preserve"> </w:t>
-      </w:r>
-    </w:p>
-    <w:p>
-      <w:pPr>
-        <w:spacing w:after="0" w:line="240" w:lineRule="atLeast"/>
-        <w:jc w:val="both"/>
-        <w:rPr>
-          <w:rFonts w:ascii="Century Gothic" w:eastAsia="Century Gothic" w:hAnsi="Century Gothic" w:cs="Century Gothic"/>
-          <w:color w:val="000000" w:themeColor="text1"/>
-          <w:sz w:val="20"/>
-          <w:szCs w:val="20"/>
-        </w:rPr>
-      </w:pPr>
-      <w:r>
-        <w:rPr>
-          <w:rFonts w:ascii="Century Gothic" w:eastAsia="Century Gothic" w:hAnsi="Century Gothic" w:cs="Century Gothic"/>
+          <w:color w:val="000000"/>
+          <w:sz w:val="20"/>
+        </w:rPr>
+        <w:t>Actividad 1.3.</w:t>
+      </w:r>
+      <w:r>
+        <w:rPr>
+          <w:rFonts w:ascii="Century Gothic" w:hAnsi="Century Gothic"/>
+          <w:color w:val="000000"/>
+          <w:sz w:val="20"/>
+        </w:rPr>
+        <w:t xml:space="preserve"> Realizar un proceso de caracterización de las familias beneficiarias la comunidad Caño Raya, mediante un formato debidamente diseñado por la Asociación, con el fin de conocer la situación actual de las familias en lo relacionado con aspectos sociodemográficos, composición familiar y aspectos económicos y acceso a la salud.</w:t>
+      </w:r>
+    </w:p>
+    <w:p>
+      <w:r>
+        <w:rPr>
+          <w:rFonts w:ascii="Century Gothic" w:hAnsi="Century Gothic"/>
           <w:b/>
-          <w:bCs/>
-          <w:color w:val="000000" w:themeColor="text1"/>
-          <w:sz w:val="20"/>
-          <w:szCs w:val="20"/>
-        </w:rPr>
-        <w:t>P</w:t>
-      </w:r>
-      <w:r>
-        <w:rPr>
-          <w:rFonts w:ascii="Century Gothic" w:eastAsia="Century Gothic" w:hAnsi="Century Gothic" w:cs="Century Gothic"/>
+          <w:color w:val="000000"/>
+          <w:sz w:val="20"/>
+        </w:rPr>
+        <w:t>Producto 3.</w:t>
+      </w:r>
+      <w:r>
+        <w:rPr>
+          <w:rFonts w:ascii="Century Gothic" w:hAnsi="Century Gothic"/>
+          <w:color w:val="000000"/>
+          <w:sz w:val="20"/>
+        </w:rPr>
+        <w:t xml:space="preserve"> Un (1) documento de caracterización con los análisis y resultados.  Incluir como anexos los formatos diligenciados y registro fotográfico.</w:t>
+      </w:r>
+    </w:p>
+    <w:p>
+      <w:r>
+        <w:rPr>
+          <w:rFonts w:ascii="Century Gothic" w:hAnsi="Century Gothic"/>
           <w:b/>
-          <w:bCs/>
-          <w:color w:val="000000" w:themeColor="text1"/>
-          <w:sz w:val="20"/>
-          <w:szCs w:val="20"/>
-        </w:rPr>
-        <w:t>roducto 1:</w:t>
-      </w:r>
-      <w:r>
-        <w:rPr>
-          <w:rFonts w:ascii="Century Gothic" w:eastAsia="Century Gothic" w:hAnsi="Century Gothic" w:cs="Century Gothic"/>
-          <w:color w:val="000000" w:themeColor="text1"/>
-          <w:sz w:val="20"/>
-          <w:szCs w:val="20"/>
-        </w:rPr>
-        <w:t xml:space="preserve"> Estudios y diseños definitivos de la obra, acompañados de la memoria del proceso de concertación y del registro fotográfico.</w:t>
-      </w:r>
-    </w:p>
-    <w:p>
-      <w:pPr>
-        <w:spacing w:after="0" w:line="240" w:lineRule="atLeast"/>
-        <w:jc w:val="both"/>
-        <w:rPr>
-          <w:rFonts w:ascii="Century Gothic" w:eastAsia="Century Gothic" w:hAnsi="Century Gothic" w:cs="Century Gothic"/>
-          <w:color w:val="000000" w:themeColor="text1"/>
-          <w:sz w:val="20"/>
-          <w:szCs w:val="20"/>
-        </w:rPr>
-      </w:pPr>
-    </w:p>
-    <w:p>
-      <w:pPr>
-        <w:pStyle w:val="NormalWeb"/>
-        <w:shd w:val="clear" w:color="auto" w:fill="FFFFFF" w:themeFill="background1"/>
-        <w:spacing w:before="0" w:beforeAutospacing="0" w:after="0" w:afterAutospacing="0" w:line="240" w:lineRule="atLeast"/>
-        <w:jc w:val="both"/>
-        <w:rPr>
-          <w:rFonts w:ascii="Century Gothic" w:eastAsia="Century Gothic" w:hAnsi="Century Gothic" w:cs="Century Gothic"/>
-          <w:color w:val="000000" w:themeColor="text1"/>
-          <w:sz w:val="20"/>
-          <w:szCs w:val="20"/>
-          <w:lang w:val="es-ES"/>
-        </w:rPr>
-      </w:pPr>
-      <w:r>
-        <w:rPr>
-          <w:rFonts w:ascii="Century Gothic" w:eastAsia="Century Gothic" w:hAnsi="Century Gothic" w:cs="Century Gothic"/>
+          <w:color w:val="000000"/>
+          <w:sz w:val="20"/>
+        </w:rPr>
+        <w:t>Actividad 1.4.</w:t>
+      </w:r>
+      <w:r>
+        <w:rPr>
+          <w:rFonts w:ascii="Century Gothic" w:hAnsi="Century Gothic"/>
+          <w:color w:val="000000"/>
+          <w:sz w:val="20"/>
+        </w:rPr>
+        <w:t xml:space="preserve"> Realizar una (1) capacitación acerca del diseño constructivo y las especificaciones técnicas de las estufas Ecoeficientes móviles, esta actividad se realizará con una persona capacitado y/o experto en el tema.</w:t>
+      </w:r>
+    </w:p>
+    <w:p>
+      <w:r>
+        <w:rPr>
+          <w:rFonts w:ascii="Century Gothic" w:hAnsi="Century Gothic"/>
           <w:b/>
-          <w:bCs/>
-          <w:color w:val="000000" w:themeColor="text1"/>
-          <w:sz w:val="20"/>
-          <w:szCs w:val="20"/>
-          <w:u w:val="single"/>
-          <w:lang w:val="es-ES"/>
-        </w:rPr>
-        <w:t xml:space="preserve">Objetivo específico 2: </w:t>
-      </w:r>
-      <w:r>
-        <w:rPr>
-          <w:rFonts w:ascii="Century Gothic" w:eastAsia="Century Gothic" w:hAnsi="Century Gothic" w:cs="Century Gothic"/>
-          <w:color w:val="000000" w:themeColor="text1"/>
-          <w:sz w:val="20"/>
-          <w:szCs w:val="20"/>
-          <w:lang w:val="es-ES"/>
-        </w:rPr>
-        <w:t>Construir la casa de Gobierno del Consejo Indígena del territorio de ARICA</w:t>
-      </w:r>
-    </w:p>
-    <w:p>
-      <w:pPr>
-        <w:spacing w:after="0" w:line="240" w:lineRule="atLeast"/>
-        <w:jc w:val="both"/>
-        <w:rPr>
-          <w:rFonts w:ascii="Century Gothic" w:eastAsia="Century Gothic" w:hAnsi="Century Gothic" w:cs="Century Gothic"/>
-          <w:color w:val="000000" w:themeColor="text1"/>
-          <w:sz w:val="20"/>
-          <w:szCs w:val="20"/>
-          <w:lang w:val="es-ES"/>
-        </w:rPr>
-      </w:pPr>
-    </w:p>
-    <w:p>
-      <w:pPr>
-        <w:spacing w:after="0" w:line="240" w:lineRule="atLeast"/>
-        <w:jc w:val="both"/>
-        <w:rPr>
-          <w:rFonts w:ascii="Century Gothic" w:eastAsia="Century Gothic" w:hAnsi="Century Gothic" w:cs="Century Gothic"/>
-          <w:color w:val="000000" w:themeColor="text1"/>
-          <w:sz w:val="20"/>
-          <w:szCs w:val="20"/>
-        </w:rPr>
-      </w:pPr>
-      <w:r>
-        <w:rPr>
-          <w:rFonts w:ascii="Century Gothic" w:eastAsia="Century Gothic" w:hAnsi="Century Gothic" w:cs="Century Gothic"/>
+          <w:color w:val="000000"/>
+          <w:sz w:val="20"/>
+        </w:rPr>
+        <w:t>Producto 4.</w:t>
+      </w:r>
+      <w:r>
+        <w:rPr>
+          <w:rFonts w:ascii="Century Gothic" w:hAnsi="Century Gothic"/>
+          <w:color w:val="000000"/>
+          <w:sz w:val="20"/>
+        </w:rPr>
+        <w:t xml:space="preserve"> Un (1) documento de memoria debe incluir la metodología de la capacitación con listas de asistencia y registro fotográfico.</w:t>
+      </w:r>
+    </w:p>
+    <w:p>
+      <w:r>
+        <w:rPr>
+          <w:rFonts w:ascii="Century Gothic" w:hAnsi="Century Gothic"/>
           <w:b/>
-          <w:bCs/>
-          <w:color w:val="000000" w:themeColor="text1"/>
-          <w:sz w:val="20"/>
-          <w:szCs w:val="20"/>
-        </w:rPr>
-        <w:t xml:space="preserve">Actividad </w:t>
-      </w:r>
-      <w:r>
-        <w:rPr>
-          <w:rFonts w:ascii="Century Gothic" w:eastAsia="Century Gothic" w:hAnsi="Century Gothic" w:cs="Century Gothic"/>
+          <w:color w:val="000000"/>
+          <w:sz w:val="20"/>
+        </w:rPr>
+        <w:t>Producto 5.</w:t>
+      </w:r>
+      <w:r>
+        <w:rPr>
+          <w:rFonts w:ascii="Century Gothic" w:hAnsi="Century Gothic"/>
+          <w:color w:val="000000"/>
+          <w:sz w:val="20"/>
+        </w:rPr>
+        <w:t xml:space="preserve"> Acta de entrega de 100 folletos instructivos con información de las estufas ecoeficientes para su uso adecuado, que incluya un ejemplar de folleto.</w:t>
+      </w:r>
+    </w:p>
+    <w:p>
+      <w:r>
+        <w:rPr>
+          <w:rFonts w:ascii="Century Gothic" w:hAnsi="Century Gothic"/>
           <w:b/>
-          <w:bCs/>
-          <w:color w:val="000000" w:themeColor="text1"/>
-          <w:sz w:val="20"/>
-          <w:szCs w:val="20"/>
-        </w:rPr>
-        <w:t>2</w:t>
-      </w:r>
-      <w:r>
-        <w:rPr>
-          <w:rFonts w:ascii="Century Gothic" w:eastAsia="Century Gothic" w:hAnsi="Century Gothic" w:cs="Century Gothic"/>
+          <w:color w:val="000000"/>
+          <w:sz w:val="20"/>
+        </w:rPr>
+        <w:t>Actividad 1.5.</w:t>
+      </w:r>
+      <w:r>
+        <w:rPr>
+          <w:rFonts w:ascii="Century Gothic" w:hAnsi="Century Gothic"/>
+          <w:color w:val="000000"/>
+          <w:sz w:val="20"/>
+        </w:rPr>
+        <w:t xml:space="preserve"> Adquisición de estufas móviles para cada beneficiario</w:t>
+      </w:r>
+    </w:p>
+    <w:p>
+      <w:r>
+        <w:rPr>
+          <w:rFonts w:ascii="Century Gothic" w:hAnsi="Century Gothic"/>
           <w:b/>
-          <w:bCs/>
-          <w:color w:val="000000" w:themeColor="text1"/>
-          <w:sz w:val="20"/>
-          <w:szCs w:val="20"/>
-        </w:rPr>
-        <w:t>.</w:t>
-      </w:r>
-      <w:r>
-        <w:rPr>
-          <w:rFonts w:ascii="Century Gothic" w:eastAsia="Century Gothic" w:hAnsi="Century Gothic" w:cs="Century Gothic"/>
+          <w:color w:val="000000"/>
+          <w:sz w:val="20"/>
+        </w:rPr>
+        <w:t>Producto 6.</w:t>
+      </w:r>
+      <w:r>
+        <w:rPr>
+          <w:rFonts w:ascii="Century Gothic" w:hAnsi="Century Gothic"/>
+          <w:color w:val="000000"/>
+          <w:sz w:val="20"/>
+        </w:rPr>
+        <w:t xml:space="preserve"> Un (1) acta de donación de las estufas Ecoeficientes elaborada por Patrimonio Natural y debidamente firmada por el representante legal de Entidad Implementadora.</w:t>
+      </w:r>
+    </w:p>
+    <w:p>
+      <w:r>
+        <w:rPr>
+          <w:rFonts w:ascii="Century Gothic" w:hAnsi="Century Gothic"/>
           <w:b/>
-          <w:bCs/>
-          <w:color w:val="000000" w:themeColor="text1"/>
-          <w:sz w:val="20"/>
-          <w:szCs w:val="20"/>
-        </w:rPr>
-        <w:t>1</w:t>
-      </w:r>
-      <w:r>
-        <w:t xml:space="preserve"> </w:t>
-      </w:r>
-      <w:r>
-        <w:rPr>
-          <w:rFonts w:ascii="Century Gothic" w:eastAsia="Century Gothic" w:hAnsi="Century Gothic" w:cs="Century Gothic"/>
-          <w:color w:val="000000" w:themeColor="text1"/>
-          <w:sz w:val="20"/>
-          <w:szCs w:val="20"/>
-        </w:rPr>
-        <w:t xml:space="preserve">Construcción </w:t>
-      </w:r>
-      <w:r>
-        <w:rPr>
-          <w:rFonts w:ascii="Century Gothic" w:eastAsia="Century Gothic" w:hAnsi="Century Gothic" w:cs="Century Gothic"/>
-          <w:color w:val="000000" w:themeColor="text1"/>
-          <w:sz w:val="20"/>
-          <w:szCs w:val="20"/>
-        </w:rPr>
-        <w:t>de la</w:t>
-      </w:r>
-      <w:r>
-        <w:rPr>
-          <w:rFonts w:ascii="Century Gothic" w:eastAsia="Century Gothic" w:hAnsi="Century Gothic" w:cs="Century Gothic"/>
-          <w:color w:val="000000" w:themeColor="text1"/>
-          <w:sz w:val="20"/>
-          <w:szCs w:val="20"/>
-        </w:rPr>
-        <w:t xml:space="preserve"> casa de Gobierno </w:t>
-      </w:r>
-      <w:r>
-        <w:rPr>
-          <w:rFonts w:ascii="Century Gothic" w:eastAsia="Century Gothic" w:hAnsi="Century Gothic" w:cs="Century Gothic"/>
-          <w:color w:val="000000" w:themeColor="text1"/>
-          <w:sz w:val="20"/>
-          <w:szCs w:val="20"/>
-        </w:rPr>
-        <w:t>de acuerdo</w:t>
-      </w:r>
-      <w:r>
-        <w:rPr>
-          <w:rFonts w:ascii="Century Gothic" w:eastAsia="Century Gothic" w:hAnsi="Century Gothic" w:cs="Century Gothic"/>
-          <w:color w:val="000000" w:themeColor="text1"/>
-          <w:sz w:val="20"/>
-          <w:szCs w:val="20"/>
-        </w:rPr>
-        <w:t xml:space="preserve"> con los diseños aprobados.</w:t>
-      </w:r>
-    </w:p>
-    <w:p>
-      <w:pPr>
-        <w:spacing w:after="0" w:line="240" w:lineRule="atLeast"/>
-        <w:jc w:val="both"/>
-        <w:rPr>
-          <w:rFonts w:ascii="Century Gothic" w:eastAsia="Century Gothic" w:hAnsi="Century Gothic" w:cs="Century Gothic"/>
-          <w:color w:val="000000" w:themeColor="text1"/>
-          <w:sz w:val="20"/>
-          <w:szCs w:val="20"/>
-        </w:rPr>
-      </w:pPr>
-    </w:p>
-    <w:p>
-      <w:pPr>
-        <w:spacing w:after="0" w:line="240" w:lineRule="atLeast"/>
-        <w:jc w:val="both"/>
-        <w:rPr>
-          <w:rFonts w:ascii="Century Gothic" w:eastAsia="Century Gothic" w:hAnsi="Century Gothic" w:cs="Century Gothic"/>
-          <w:color w:val="000000" w:themeColor="text1"/>
-          <w:sz w:val="20"/>
-          <w:szCs w:val="20"/>
-          <w:lang w:val="es-ES"/>
-        </w:rPr>
-      </w:pPr>
-      <w:r>
-        <w:rPr>
-          <w:rFonts w:ascii="Century Gothic" w:eastAsia="Century Gothic" w:hAnsi="Century Gothic" w:cs="Century Gothic"/>
+          <w:color w:val="000000"/>
+          <w:sz w:val="20"/>
+        </w:rPr>
+        <w:t>Actividad 1.6.</w:t>
+      </w:r>
+      <w:r>
+        <w:rPr>
+          <w:rFonts w:ascii="Century Gothic" w:hAnsi="Century Gothic"/>
+          <w:color w:val="000000"/>
+          <w:sz w:val="20"/>
+        </w:rPr>
+        <w:t xml:space="preserve"> Entrega estufas ecoeficientes móviles a las familias seleccionadas a 100</w:t>
+      </w:r>
+      <w:r>
+        <w:br/>
+      </w:r>
+      <w:r>
+        <w:rPr>
+          <w:rFonts w:ascii="Century Gothic" w:hAnsi="Century Gothic"/>
+          <w:color w:val="000000"/>
+          <w:sz w:val="20"/>
+        </w:rPr>
+        <w:t>familias de la comunidad Caño Raya.</w:t>
+      </w:r>
+    </w:p>
+    <w:p>
+      <w:r>
+        <w:rPr>
+          <w:rFonts w:ascii="Century Gothic" w:hAnsi="Century Gothic"/>
           <w:b/>
-          <w:bCs/>
-          <w:color w:val="000000" w:themeColor="text1"/>
-          <w:sz w:val="20"/>
-          <w:szCs w:val="20"/>
-          <w:lang w:val="es-ES"/>
-        </w:rPr>
-        <w:t>Producto 2:</w:t>
-      </w:r>
-      <w:r>
-        <w:rPr>
-          <w:rFonts w:ascii="Century Gothic" w:eastAsia="Century Gothic" w:hAnsi="Century Gothic" w:cs="Century Gothic"/>
-          <w:color w:val="000000" w:themeColor="text1"/>
-          <w:sz w:val="20"/>
-          <w:szCs w:val="20"/>
-          <w:lang w:val="es-ES"/>
-        </w:rPr>
-        <w:t xml:space="preserve"> Actas de entrega de materiales y </w:t>
-      </w:r>
-      <w:r>
-        <w:rPr>
-          <w:rFonts w:ascii="Century Gothic" w:eastAsia="Century Gothic" w:hAnsi="Century Gothic" w:cs="Century Gothic"/>
-          <w:color w:val="000000" w:themeColor="text1"/>
-          <w:sz w:val="20"/>
-          <w:szCs w:val="20"/>
-          <w:lang w:val="es-ES"/>
-        </w:rPr>
-        <w:t xml:space="preserve">un informe de </w:t>
-      </w:r>
-      <w:r>
-        <w:rPr>
-          <w:rFonts w:ascii="Century Gothic" w:eastAsia="Century Gothic" w:hAnsi="Century Gothic" w:cs="Century Gothic"/>
-          <w:color w:val="000000" w:themeColor="text1"/>
-          <w:sz w:val="20"/>
-          <w:szCs w:val="20"/>
-          <w:lang w:val="es-ES"/>
-        </w:rPr>
-        <w:t>vinculación de mano de obra</w:t>
-      </w:r>
-    </w:p>
-    <w:p>
-      <w:pPr>
-        <w:spacing w:after="0" w:line="240" w:lineRule="atLeast"/>
-        <w:jc w:val="both"/>
-        <w:rPr>
-          <w:rFonts w:ascii="Century Gothic" w:eastAsia="Century Gothic" w:hAnsi="Century Gothic" w:cs="Century Gothic"/>
-          <w:color w:val="000000" w:themeColor="text1"/>
-          <w:sz w:val="20"/>
-          <w:szCs w:val="20"/>
-          <w:lang w:val="es-ES"/>
-        </w:rPr>
-      </w:pPr>
-    </w:p>
-    <w:p>
-      <w:pPr>
-        <w:spacing w:after="0" w:line="240" w:lineRule="atLeast"/>
-        <w:jc w:val="both"/>
-        <w:rPr>
-          <w:rFonts w:ascii="Century Gothic" w:eastAsia="Century Gothic" w:hAnsi="Century Gothic" w:cs="Century Gothic"/>
-          <w:color w:val="000000" w:themeColor="text1"/>
-          <w:sz w:val="20"/>
-          <w:szCs w:val="20"/>
-          <w:lang w:val="es-ES"/>
-        </w:rPr>
-      </w:pPr>
-      <w:r>
-        <w:rPr>
-          <w:rFonts w:ascii="Century Gothic" w:eastAsia="Century Gothic" w:hAnsi="Century Gothic" w:cs="Century Gothic"/>
+          <w:color w:val="000000"/>
+          <w:sz w:val="20"/>
+        </w:rPr>
+        <w:t>Producto 7.</w:t>
+      </w:r>
+      <w:r>
+        <w:rPr>
+          <w:rFonts w:ascii="Century Gothic" w:hAnsi="Century Gothic"/>
+          <w:color w:val="000000"/>
+          <w:sz w:val="20"/>
+        </w:rPr>
+        <w:t xml:space="preserve"> Un (1) acta de entrega de las estufas ecoeficientes móviles de la comunidad, que incluya registros fotográficos de las estufas móviles y la entrega con las firmas de las familias beneficiadas.</w:t>
+      </w:r>
+    </w:p>
+    <w:p>
+      <w:r>
+        <w:rPr>
+          <w:rFonts w:ascii="Century Gothic" w:hAnsi="Century Gothic"/>
           <w:b/>
-          <w:bCs/>
-          <w:color w:val="000000" w:themeColor="text1"/>
-          <w:sz w:val="20"/>
-          <w:szCs w:val="20"/>
-          <w:lang w:val="es-ES"/>
-        </w:rPr>
-        <w:t>Producto 3:</w:t>
-      </w:r>
-      <w:r>
-        <w:rPr>
-          <w:rFonts w:ascii="Century Gothic" w:eastAsia="Century Gothic" w:hAnsi="Century Gothic" w:cs="Century Gothic"/>
-          <w:color w:val="000000" w:themeColor="text1"/>
-          <w:sz w:val="20"/>
-          <w:szCs w:val="20"/>
-          <w:lang w:val="es-ES"/>
-        </w:rPr>
-        <w:t xml:space="preserve"> Informe inicial de la interventoría </w:t>
-      </w:r>
-    </w:p>
-    <w:p>
-      <w:pPr>
-        <w:spacing w:after="0" w:line="240" w:lineRule="atLeast"/>
-        <w:jc w:val="both"/>
-        <w:rPr>
-          <w:rFonts w:ascii="Century Gothic" w:eastAsia="Century Gothic" w:hAnsi="Century Gothic" w:cs="Century Gothic"/>
-          <w:color w:val="000000" w:themeColor="text1"/>
-          <w:sz w:val="20"/>
-          <w:szCs w:val="20"/>
-          <w:lang w:val="es-ES"/>
-        </w:rPr>
-      </w:pPr>
-    </w:p>
-    <w:p>
-      <w:pPr>
-        <w:spacing w:after="0" w:line="240" w:lineRule="atLeast"/>
-        <w:jc w:val="both"/>
-        <w:rPr>
-          <w:rFonts w:ascii="Century Gothic" w:eastAsia="Century Gothic" w:hAnsi="Century Gothic" w:cs="Century Gothic"/>
-          <w:color w:val="000000" w:themeColor="text1"/>
-          <w:sz w:val="20"/>
-          <w:szCs w:val="20"/>
-          <w:lang w:val="es-ES"/>
-        </w:rPr>
-      </w:pPr>
-      <w:r>
-        <w:rPr>
-          <w:rFonts w:ascii="Century Gothic" w:eastAsia="Century Gothic" w:hAnsi="Century Gothic" w:cs="Century Gothic"/>
+          <w:color w:val="000000"/>
+          <w:sz w:val="20"/>
+        </w:rPr>
+        <w:t>Actividad 1.7.</w:t>
+      </w:r>
+      <w:r>
+        <w:rPr>
+          <w:rFonts w:ascii="Century Gothic" w:hAnsi="Century Gothic"/>
+          <w:color w:val="000000"/>
+          <w:sz w:val="20"/>
+        </w:rPr>
+        <w:t xml:space="preserve"> Capacitar a 100 familias sobre los cuidados y mantenimiento que se</w:t>
+      </w:r>
+      <w:r>
+        <w:br/>
+      </w:r>
+      <w:r>
+        <w:rPr>
+          <w:rFonts w:ascii="Century Gothic" w:hAnsi="Century Gothic"/>
+          <w:color w:val="000000"/>
+          <w:sz w:val="20"/>
+        </w:rPr>
+        <w:t>deben tener con las estufas móviles.</w:t>
+      </w:r>
+    </w:p>
+    <w:p>
+      <w:r>
+        <w:rPr>
+          <w:rFonts w:ascii="Century Gothic" w:hAnsi="Century Gothic"/>
           <w:b/>
-          <w:bCs/>
-          <w:color w:val="000000" w:themeColor="text1"/>
-          <w:sz w:val="20"/>
-          <w:szCs w:val="20"/>
-          <w:lang w:val="es-ES"/>
-        </w:rPr>
-        <w:t>Producto 4:</w:t>
-      </w:r>
-      <w:r>
-        <w:rPr>
-          <w:rFonts w:ascii="Century Gothic" w:eastAsia="Century Gothic" w:hAnsi="Century Gothic" w:cs="Century Gothic"/>
-          <w:color w:val="000000" w:themeColor="text1"/>
-          <w:sz w:val="20"/>
-          <w:szCs w:val="20"/>
-          <w:lang w:val="es-ES"/>
-        </w:rPr>
-        <w:t xml:space="preserve"> Acta de recibo de obra suscrita por la interventoría y la Asociación.</w:t>
-      </w:r>
-    </w:p>
-    <w:p>
-      <w:pPr>
-        <w:spacing w:after="0" w:line="240" w:lineRule="atLeast"/>
-        <w:jc w:val="both"/>
-        <w:rPr>
-          <w:rFonts w:ascii="Century Gothic" w:eastAsia="Century Gothic" w:hAnsi="Century Gothic" w:cs="Century Gothic"/>
-          <w:color w:val="000000" w:themeColor="text1"/>
-          <w:sz w:val="20"/>
-          <w:szCs w:val="20"/>
-          <w:lang w:val="es-ES"/>
-        </w:rPr>
-      </w:pPr>
-    </w:p>
-    <w:p>
-      <w:pPr>
-        <w:spacing w:after="0" w:line="240" w:lineRule="atLeast"/>
-        <w:jc w:val="both"/>
-        <w:rPr>
-          <w:rFonts w:ascii="Century Gothic" w:eastAsia="Century Gothic" w:hAnsi="Century Gothic" w:cs="Century Gothic"/>
+          <w:color w:val="000000"/>
+          <w:sz w:val="20"/>
+        </w:rPr>
+        <w:t>Producto 8.</w:t>
+      </w:r>
+      <w:r>
+        <w:rPr>
+          <w:rFonts w:ascii="Century Gothic" w:hAnsi="Century Gothic"/>
+          <w:color w:val="000000"/>
+          <w:sz w:val="20"/>
+        </w:rPr>
+        <w:t xml:space="preserve"> Una (1) Cartilla sobre el cuidado y mantenimiento de las estufas móviles.</w:t>
+      </w:r>
+    </w:p>
+    <w:p>
+      <w:r>
+        <w:rPr>
+          <w:rFonts w:ascii="Century Gothic" w:hAnsi="Century Gothic"/>
           <w:b/>
-          <w:bCs/>
-          <w:color w:val="000000" w:themeColor="text1"/>
-          <w:sz w:val="20"/>
-          <w:szCs w:val="20"/>
-        </w:rPr>
-      </w:pPr>
-      <w:r>
-        <w:rPr>
-          <w:rFonts w:ascii="Century Gothic" w:eastAsia="Century Gothic" w:hAnsi="Century Gothic" w:cs="Century Gothic"/>
+          <w:color w:val="000000"/>
+          <w:sz w:val="20"/>
+        </w:rPr>
+        <w:t>Producto 9.</w:t>
+      </w:r>
+      <w:r>
+        <w:rPr>
+          <w:rFonts w:ascii="Century Gothic" w:hAnsi="Century Gothic"/>
+          <w:color w:val="000000"/>
+          <w:sz w:val="20"/>
+        </w:rPr>
+        <w:t xml:space="preserve"> Consolidado de listas de Asistencia con registros fotográficos de la comunidad Caño Raya, correspondientes a las jornadas de capacitación.</w:t>
+      </w:r>
+    </w:p>
+    <w:p>
+      <w:r>
+        <w:rPr>
+          <w:rFonts w:ascii="Century Gothic" w:hAnsi="Century Gothic"/>
           <w:b/>
-          <w:bCs/>
-          <w:color w:val="000000" w:themeColor="text1"/>
-          <w:sz w:val="20"/>
-          <w:szCs w:val="20"/>
-        </w:rPr>
-        <w:t xml:space="preserve">Actividad </w:t>
-      </w:r>
-      <w:r>
-        <w:rPr>
-          <w:rFonts w:ascii="Century Gothic" w:eastAsia="Century Gothic" w:hAnsi="Century Gothic" w:cs="Century Gothic"/>
+          <w:color w:val="000000"/>
+          <w:sz w:val="20"/>
+        </w:rPr>
+        <w:t>Objetivo específico 2.</w:t>
+      </w:r>
+      <w:r>
+        <w:rPr>
+          <w:rFonts w:ascii="Century Gothic" w:hAnsi="Century Gothic"/>
+          <w:color w:val="000000"/>
+          <w:sz w:val="20"/>
+        </w:rPr>
+        <w:t xml:space="preserve"> Objetivo específico 2: Desarrollar acciones para el uso controlado y responsable de bosques y extracción de leña para el consumo humano.</w:t>
+      </w:r>
+    </w:p>
+    <w:p>
+      <w:r>
+        <w:rPr>
+          <w:rFonts w:ascii="Century Gothic" w:hAnsi="Century Gothic"/>
           <w:b/>
-          <w:bCs/>
-          <w:color w:val="000000" w:themeColor="text1"/>
-          <w:sz w:val="20"/>
-          <w:szCs w:val="20"/>
-        </w:rPr>
-        <w:t>2</w:t>
-      </w:r>
-      <w:r>
-        <w:rPr>
-          <w:rFonts w:ascii="Century Gothic" w:eastAsia="Century Gothic" w:hAnsi="Century Gothic" w:cs="Century Gothic"/>
+          <w:color w:val="000000"/>
+          <w:sz w:val="20"/>
+        </w:rPr>
+        <w:t>Actividad 2.1.</w:t>
+      </w:r>
+      <w:r>
+        <w:rPr>
+          <w:rFonts w:ascii="Century Gothic" w:hAnsi="Century Gothic"/>
+          <w:color w:val="000000"/>
+          <w:sz w:val="20"/>
+        </w:rPr>
+        <w:t xml:space="preserve"> Realizar la verificación del área requerida para el establecimiento de un banco dendroenergético (yopo).</w:t>
+      </w:r>
+    </w:p>
+    <w:p>
+      <w:r>
+        <w:rPr>
+          <w:rFonts w:ascii="Century Gothic" w:hAnsi="Century Gothic"/>
           <w:b/>
-          <w:bCs/>
-          <w:color w:val="000000" w:themeColor="text1"/>
-          <w:sz w:val="20"/>
-          <w:szCs w:val="20"/>
-        </w:rPr>
-        <w:t>.</w:t>
-      </w:r>
-      <w:r>
-        <w:rPr>
-          <w:rFonts w:ascii="Century Gothic" w:eastAsia="Century Gothic" w:hAnsi="Century Gothic" w:cs="Century Gothic"/>
+          <w:color w:val="000000"/>
+          <w:sz w:val="20"/>
+        </w:rPr>
+        <w:t>Producto 1.</w:t>
+      </w:r>
+      <w:r>
+        <w:rPr>
+          <w:rFonts w:ascii="Century Gothic" w:hAnsi="Century Gothic"/>
+          <w:color w:val="000000"/>
+          <w:sz w:val="20"/>
+        </w:rPr>
+        <w:t xml:space="preserve"> Fichas de verificación de área con información de la familia y de las condiciones físicas del área requerida con la cartografía social, con los registros fotográficos del área definida.</w:t>
+      </w:r>
+    </w:p>
+    <w:p>
+      <w:r>
+        <w:rPr>
+          <w:rFonts w:ascii="Century Gothic" w:hAnsi="Century Gothic"/>
           <w:b/>
-          <w:bCs/>
-          <w:color w:val="000000" w:themeColor="text1"/>
-          <w:sz w:val="20"/>
-          <w:szCs w:val="20"/>
-        </w:rPr>
-        <w:t xml:space="preserve">2. </w:t>
-      </w:r>
-      <w:r>
-        <w:rPr>
-          <w:rFonts w:ascii="Century Gothic" w:eastAsia="Century Gothic" w:hAnsi="Century Gothic" w:cs="Century Gothic"/>
-          <w:color w:val="000000" w:themeColor="text1"/>
-          <w:sz w:val="20"/>
-          <w:szCs w:val="20"/>
-        </w:rPr>
-        <w:t>Entrega y puesta en funcionamiento de la casa de Gobierno con las autoridades y comunidades del territorio de ARICA</w:t>
-      </w:r>
-      <w:r>
-        <w:rPr>
-          <w:rFonts w:ascii="Century Gothic" w:eastAsia="Century Gothic" w:hAnsi="Century Gothic" w:cs="Century Gothic"/>
+          <w:color w:val="000000"/>
+          <w:sz w:val="20"/>
+        </w:rPr>
+        <w:t>Actividad 2.2.</w:t>
+      </w:r>
+      <w:r>
+        <w:rPr>
+          <w:rFonts w:ascii="Century Gothic" w:hAnsi="Century Gothic"/>
+          <w:color w:val="000000"/>
+          <w:sz w:val="20"/>
+        </w:rPr>
+        <w:t xml:space="preserve"> Realizar   la    preparación y    siembra    del    área   para el banco dendroenergético a las familias seleccionadas.</w:t>
+      </w:r>
+    </w:p>
+    <w:p>
+      <w:r>
+        <w:rPr>
+          <w:rFonts w:ascii="Century Gothic" w:hAnsi="Century Gothic"/>
           <w:b/>
-          <w:bCs/>
-          <w:color w:val="000000" w:themeColor="text1"/>
-          <w:sz w:val="20"/>
-          <w:szCs w:val="20"/>
-        </w:rPr>
-        <w:t>.</w:t>
-      </w:r>
-    </w:p>
-    <w:p>
-      <w:pPr>
-        <w:spacing w:after="0" w:line="240" w:lineRule="atLeast"/>
-        <w:jc w:val="both"/>
-        <w:rPr>
-          <w:rFonts w:ascii="Century Gothic" w:eastAsia="Century Gothic" w:hAnsi="Century Gothic" w:cs="Century Gothic"/>
+          <w:color w:val="000000"/>
+          <w:sz w:val="20"/>
+        </w:rPr>
+        <w:t>Producto 2.</w:t>
+      </w:r>
+      <w:r>
+        <w:rPr>
+          <w:rFonts w:ascii="Century Gothic" w:hAnsi="Century Gothic"/>
+          <w:color w:val="000000"/>
+          <w:sz w:val="20"/>
+        </w:rPr>
+        <w:t xml:space="preserve"> Actas de entrega del banco dendroenergético con registros fotográficos del proceso de siembra.</w:t>
+      </w:r>
+    </w:p>
+    <w:p>
+      <w:r>
+        <w:rPr>
+          <w:rFonts w:ascii="Century Gothic" w:hAnsi="Century Gothic"/>
           <w:b/>
-          <w:bCs/>
-          <w:color w:val="000000" w:themeColor="text1"/>
-          <w:sz w:val="20"/>
-          <w:szCs w:val="20"/>
-        </w:rPr>
-      </w:pPr>
-    </w:p>
-    <w:p>
-      <w:pPr>
-        <w:spacing w:after="0" w:line="240" w:lineRule="atLeast"/>
-        <w:jc w:val="both"/>
-        <w:rPr>
-          <w:rFonts w:ascii="Century Gothic" w:eastAsia="Century Gothic" w:hAnsi="Century Gothic" w:cs="Century Gothic"/>
-          <w:color w:val="000000" w:themeColor="text1"/>
-          <w:sz w:val="20"/>
-          <w:szCs w:val="20"/>
-          <w:lang w:val="es-ES"/>
-        </w:rPr>
-      </w:pPr>
-      <w:r>
-        <w:rPr>
-          <w:rFonts w:ascii="Century Gothic" w:eastAsia="Century Gothic" w:hAnsi="Century Gothic" w:cs="Century Gothic"/>
+          <w:color w:val="000000"/>
+          <w:sz w:val="20"/>
+        </w:rPr>
+        <w:t>Producto 3.</w:t>
+      </w:r>
+      <w:r>
+        <w:rPr>
+          <w:rFonts w:ascii="Century Gothic" w:hAnsi="Century Gothic"/>
+          <w:color w:val="000000"/>
+          <w:sz w:val="20"/>
+        </w:rPr>
+        <w:t xml:space="preserve"> Actas de entrega del banco dendroenergético con registros fotográficos del proceso de siembra.</w:t>
+      </w:r>
+    </w:p>
+    <w:p>
+      <w:r>
+        <w:rPr>
+          <w:rFonts w:ascii="Century Gothic" w:hAnsi="Century Gothic"/>
           <w:b/>
-          <w:bCs/>
-          <w:color w:val="000000" w:themeColor="text1"/>
-          <w:sz w:val="20"/>
-          <w:szCs w:val="20"/>
-          <w:lang w:val="es-ES"/>
-        </w:rPr>
-        <w:t>Producto 5:</w:t>
-      </w:r>
-      <w:r>
-        <w:rPr>
-          <w:rFonts w:ascii="Century Gothic" w:eastAsia="Century Gothic" w:hAnsi="Century Gothic" w:cs="Century Gothic"/>
-          <w:color w:val="000000" w:themeColor="text1"/>
-          <w:sz w:val="20"/>
-          <w:szCs w:val="20"/>
-          <w:lang w:val="es-ES"/>
-        </w:rPr>
-        <w:t xml:space="preserve"> Acta de entrega de la obra al Consejo del territorio de ARICA. Registro fotográfico, listado de asistencia</w:t>
-      </w:r>
-    </w:p>
-    <w:p>
-      <w:pPr>
-        <w:spacing w:after="0" w:line="240" w:lineRule="atLeast"/>
-        <w:jc w:val="both"/>
-        <w:rPr>
-          <w:rFonts w:ascii="Century Gothic" w:eastAsia="Century Gothic" w:hAnsi="Century Gothic" w:cs="Century Gothic"/>
-          <w:color w:val="000000" w:themeColor="text1"/>
-          <w:sz w:val="20"/>
-          <w:szCs w:val="20"/>
-        </w:rPr>
-      </w:pPr>
-    </w:p>
-    <w:p>
-      <w:pPr>
-        <w:pStyle w:val="NormalWeb"/>
-        <w:shd w:val="clear" w:color="auto" w:fill="FFFFFF" w:themeFill="background1"/>
-        <w:spacing w:before="0" w:beforeAutospacing="0" w:after="0" w:afterAutospacing="0"/>
-        <w:ind w:right="60" w:hanging="10"/>
-        <w:jc w:val="both"/>
-        <w:rPr>
-          <w:rFonts w:ascii="Century Gothic" w:eastAsia="Century Gothic" w:hAnsi="Century Gothic" w:cs="Century Gothic"/>
-          <w:color w:val="000000" w:themeColor="text1"/>
-          <w:sz w:val="20"/>
-          <w:szCs w:val="20"/>
-        </w:rPr>
-      </w:pPr>
-      <w:r>
-        <w:rPr>
-          <w:rFonts w:ascii="Century Gothic" w:eastAsia="Century Gothic" w:hAnsi="Century Gothic" w:cs="Century Gothic"/>
-          <w:color w:val="000000" w:themeColor="text1"/>
-          <w:sz w:val="20"/>
-          <w:szCs w:val="20"/>
-        </w:rPr>
-        <w:t xml:space="preserve">La eliminación de productos y/o actividades del presente Subacuerdo </w:t>
-      </w:r>
-      <w:r>
-        <w:rPr>
-          <w:rFonts w:ascii="Century Gothic" w:eastAsia="Century Gothic" w:hAnsi="Century Gothic" w:cs="Century Gothic"/>
-          <w:color w:val="000000" w:themeColor="text1"/>
-          <w:sz w:val="20"/>
-          <w:szCs w:val="20"/>
-        </w:rPr>
-        <w:t>deberá realizarse por escrito, p</w:t>
-      </w:r>
-      <w:r>
-        <w:rPr>
-          <w:rFonts w:ascii="Century Gothic" w:eastAsia="Century Gothic" w:hAnsi="Century Gothic" w:cs="Century Gothic"/>
-          <w:color w:val="000000" w:themeColor="text1"/>
-          <w:sz w:val="20"/>
-          <w:szCs w:val="20"/>
-        </w:rPr>
-        <w:t xml:space="preserve">revia solicitud </w:t>
-      </w:r>
-      <w:r>
-        <w:rPr>
-          <w:rFonts w:ascii="Century Gothic" w:eastAsia="Century Gothic" w:hAnsi="Century Gothic" w:cs="Century Gothic"/>
-          <w:color w:val="000000" w:themeColor="text1"/>
-          <w:sz w:val="20"/>
-          <w:szCs w:val="20"/>
-        </w:rPr>
-        <w:t xml:space="preserve">del </w:t>
-      </w:r>
-      <w:r>
-        <w:rPr>
-          <w:rFonts w:ascii="Century Gothic" w:eastAsia="Century Gothic" w:hAnsi="Century Gothic" w:cs="Century Gothic"/>
-          <w:color w:val="000000" w:themeColor="text1"/>
-          <w:sz w:val="20"/>
-          <w:szCs w:val="20"/>
-        </w:rPr>
-        <w:t>Supervisor</w:t>
-      </w:r>
-      <w:r>
-        <w:rPr>
-          <w:rFonts w:ascii="Century Gothic" w:eastAsia="Century Gothic" w:hAnsi="Century Gothic" w:cs="Century Gothic"/>
-          <w:color w:val="000000" w:themeColor="text1"/>
-          <w:sz w:val="20"/>
-          <w:szCs w:val="20"/>
-        </w:rPr>
-        <w:t>, s</w:t>
-      </w:r>
-      <w:r>
-        <w:rPr>
-          <w:rFonts w:ascii="Century Gothic" w:eastAsia="Century Gothic" w:hAnsi="Century Gothic" w:cs="Century Gothic"/>
-          <w:color w:val="000000" w:themeColor="text1"/>
-          <w:sz w:val="20"/>
-          <w:szCs w:val="20"/>
-        </w:rPr>
-        <w:t xml:space="preserve">iempre </w:t>
-      </w:r>
-      <w:r>
-        <w:rPr>
-          <w:rFonts w:ascii="Century Gothic" w:eastAsia="Century Gothic" w:hAnsi="Century Gothic" w:cs="Century Gothic"/>
-          <w:color w:val="000000" w:themeColor="text1"/>
-          <w:sz w:val="20"/>
-          <w:szCs w:val="20"/>
-        </w:rPr>
-        <w:t xml:space="preserve">que la entidad cumpla con las siguientes condiciones: </w:t>
-      </w:r>
-    </w:p>
-    <w:p>
-      <w:pPr>
-        <w:pStyle w:val="NormalWeb"/>
-        <w:shd w:val="clear" w:color="auto" w:fill="FFFFFF" w:themeFill="background1"/>
-        <w:spacing w:before="0" w:beforeAutospacing="0" w:after="0" w:afterAutospacing="0"/>
-        <w:ind w:right="60" w:hanging="10"/>
-        <w:jc w:val="both"/>
-        <w:rPr>
-          <w:rFonts w:ascii="Century Gothic" w:eastAsia="Century Gothic" w:hAnsi="Century Gothic" w:cs="Century Gothic"/>
-          <w:color w:val="000000" w:themeColor="text1"/>
-          <w:sz w:val="20"/>
-          <w:szCs w:val="20"/>
-        </w:rPr>
-      </w:pPr>
-    </w:p>
-    <w:p>
-      <w:pPr>
-        <w:pStyle w:val="NormalWeb"/>
-        <w:numPr>
-          <w:ilvl w:val="0"/>
-          <w:numId w:val="16"/>
-        </w:numPr>
-        <w:shd w:val="clear" w:color="auto" w:fill="FFFFFF" w:themeFill="background1"/>
-        <w:spacing w:before="0" w:beforeAutospacing="0" w:after="0" w:afterAutospacing="0"/>
-        <w:jc w:val="both"/>
-        <w:rPr>
-          <w:rFonts w:ascii="Century Gothic" w:eastAsia="Century Gothic" w:hAnsi="Century Gothic" w:cs="Century Gothic"/>
-          <w:color w:val="000000" w:themeColor="text1"/>
-          <w:sz w:val="20"/>
-          <w:szCs w:val="20"/>
-        </w:rPr>
-      </w:pPr>
-      <w:r>
-        <w:rPr>
-          <w:rFonts w:ascii="Century Gothic" w:eastAsia="Century Gothic" w:hAnsi="Century Gothic" w:cs="Century Gothic"/>
-          <w:color w:val="000000" w:themeColor="text1"/>
-          <w:sz w:val="20"/>
-          <w:szCs w:val="20"/>
-        </w:rPr>
-        <w:t>El producto o actividad a elimina</w:t>
-      </w:r>
-      <w:r>
-        <w:rPr>
-          <w:rFonts w:ascii="Century Gothic" w:eastAsia="Century Gothic" w:hAnsi="Century Gothic" w:cs="Century Gothic"/>
-          <w:color w:val="000000" w:themeColor="text1"/>
-          <w:sz w:val="20"/>
-          <w:szCs w:val="20"/>
-        </w:rPr>
-        <w:t xml:space="preserve">r </w:t>
-      </w:r>
-      <w:r>
-        <w:rPr>
-          <w:rFonts w:ascii="Century Gothic" w:eastAsia="Century Gothic" w:hAnsi="Century Gothic" w:cs="Century Gothic"/>
-          <w:color w:val="000000" w:themeColor="text1"/>
-          <w:sz w:val="20"/>
-          <w:szCs w:val="20"/>
-        </w:rPr>
-        <w:t>no debe afectar el cumplimiento del objetivo del Subacuerdo.</w:t>
-      </w:r>
-    </w:p>
-    <w:p>
-      <w:pPr>
-        <w:pStyle w:val="NormalWeb"/>
-        <w:numPr>
-          <w:ilvl w:val="0"/>
-          <w:numId w:val="16"/>
-        </w:numPr>
-        <w:shd w:val="clear" w:color="auto" w:fill="FFFFFF" w:themeFill="background1"/>
-        <w:spacing w:before="0" w:beforeAutospacing="0" w:after="0" w:afterAutospacing="0"/>
-        <w:jc w:val="both"/>
-        <w:rPr>
-          <w:rFonts w:ascii="Century Gothic" w:eastAsia="Century Gothic" w:hAnsi="Century Gothic" w:cs="Century Gothic"/>
-          <w:color w:val="000000" w:themeColor="text1"/>
-          <w:sz w:val="20"/>
-          <w:szCs w:val="20"/>
-        </w:rPr>
-      </w:pPr>
-      <w:r>
-        <w:rPr>
-          <w:rFonts w:ascii="Century Gothic" w:eastAsia="Century Gothic" w:hAnsi="Century Gothic" w:cs="Century Gothic"/>
-          <w:color w:val="000000" w:themeColor="text1"/>
-          <w:sz w:val="20"/>
-          <w:szCs w:val="20"/>
-        </w:rPr>
-        <w:t>El producto o actividad a eliminar no debe</w:t>
-      </w:r>
-      <w:r>
-        <w:rPr>
-          <w:rFonts w:ascii="Century Gothic" w:eastAsia="Century Gothic" w:hAnsi="Century Gothic" w:cs="Century Gothic"/>
-          <w:color w:val="000000" w:themeColor="text1"/>
-          <w:sz w:val="20"/>
-          <w:szCs w:val="20"/>
-        </w:rPr>
-        <w:t>rá ser un in</w:t>
-      </w:r>
-      <w:r>
-        <w:rPr>
-          <w:rFonts w:ascii="Century Gothic" w:eastAsia="Century Gothic" w:hAnsi="Century Gothic" w:cs="Century Gothic"/>
-          <w:color w:val="000000" w:themeColor="text1"/>
-          <w:sz w:val="20"/>
-          <w:szCs w:val="20"/>
-        </w:rPr>
-        <w:t xml:space="preserve">sumo </w:t>
-      </w:r>
-      <w:r>
-        <w:rPr>
-          <w:rFonts w:ascii="Century Gothic" w:eastAsia="Century Gothic" w:hAnsi="Century Gothic" w:cs="Century Gothic"/>
-          <w:color w:val="000000" w:themeColor="text1"/>
-          <w:sz w:val="20"/>
-          <w:szCs w:val="20"/>
-        </w:rPr>
-        <w:t xml:space="preserve">esencial para la ejecución de </w:t>
-      </w:r>
-      <w:r>
-        <w:rPr>
-          <w:rFonts w:ascii="Century Gothic" w:eastAsia="Century Gothic" w:hAnsi="Century Gothic" w:cs="Century Gothic"/>
-          <w:color w:val="000000" w:themeColor="text1"/>
-          <w:sz w:val="20"/>
-          <w:szCs w:val="20"/>
-        </w:rPr>
-        <w:t>otro producto o actividad relacionado.</w:t>
-      </w:r>
-    </w:p>
-    <w:p>
-      <w:pPr>
-        <w:pStyle w:val="NormalWeb"/>
-        <w:numPr>
-          <w:ilvl w:val="0"/>
-          <w:numId w:val="16"/>
-        </w:numPr>
-        <w:shd w:val="clear" w:color="auto" w:fill="FFFFFF" w:themeFill="background1"/>
-        <w:spacing w:before="0" w:beforeAutospacing="0" w:after="0" w:afterAutospacing="0"/>
-        <w:jc w:val="both"/>
-        <w:rPr>
-          <w:rFonts w:ascii="Century Gothic" w:eastAsia="Century Gothic" w:hAnsi="Century Gothic" w:cs="Century Gothic"/>
-          <w:color w:val="000000" w:themeColor="text1"/>
-          <w:sz w:val="20"/>
-          <w:szCs w:val="20"/>
-        </w:rPr>
-      </w:pPr>
-      <w:r>
-        <w:rPr>
-          <w:rFonts w:ascii="Century Gothic" w:eastAsia="Century Gothic" w:hAnsi="Century Gothic" w:cs="Century Gothic"/>
-          <w:color w:val="000000" w:themeColor="text1"/>
-          <w:sz w:val="20"/>
-          <w:szCs w:val="20"/>
-        </w:rPr>
-        <w:t xml:space="preserve">En caso de que el producto cuente </w:t>
-      </w:r>
-      <w:r>
-        <w:rPr>
-          <w:rFonts w:ascii="Century Gothic" w:eastAsia="Century Gothic" w:hAnsi="Century Gothic" w:cs="Century Gothic"/>
-          <w:color w:val="000000" w:themeColor="text1"/>
-          <w:sz w:val="20"/>
-          <w:szCs w:val="20"/>
-        </w:rPr>
-        <w:t xml:space="preserve">con un presupuesto asignado en el Plan de Adquisiciones del Subacuerdo, </w:t>
-      </w:r>
-      <w:r>
-        <w:rPr>
-          <w:rFonts w:ascii="Century Gothic" w:eastAsia="Century Gothic" w:hAnsi="Century Gothic" w:cs="Century Gothic"/>
-          <w:color w:val="000000" w:themeColor="text1"/>
-          <w:sz w:val="20"/>
-          <w:szCs w:val="20"/>
-        </w:rPr>
-        <w:t xml:space="preserve">deberá tramitarse la </w:t>
-      </w:r>
-      <w:r>
-        <w:rPr>
-          <w:rFonts w:ascii="Century Gothic" w:eastAsia="Century Gothic" w:hAnsi="Century Gothic" w:cs="Century Gothic"/>
-          <w:color w:val="000000" w:themeColor="text1"/>
-          <w:sz w:val="20"/>
-          <w:szCs w:val="20"/>
-        </w:rPr>
-        <w:t>respectiva modificación al PAA.</w:t>
-      </w:r>
-    </w:p>
-    <w:p>
-      <w:pPr>
-        <w:pStyle w:val="NormalWeb"/>
-        <w:numPr>
-          <w:ilvl w:val="0"/>
-          <w:numId w:val="16"/>
-        </w:numPr>
-        <w:shd w:val="clear" w:color="auto" w:fill="FFFFFF" w:themeFill="background1"/>
-        <w:spacing w:before="0" w:beforeAutospacing="0" w:after="0" w:afterAutospacing="0"/>
-        <w:jc w:val="both"/>
-        <w:rPr>
-          <w:rFonts w:ascii="Century Gothic" w:eastAsia="Century Gothic" w:hAnsi="Century Gothic" w:cs="Century Gothic"/>
-          <w:color w:val="000000" w:themeColor="text1"/>
-          <w:sz w:val="20"/>
-          <w:szCs w:val="20"/>
-        </w:rPr>
-      </w:pPr>
-      <w:r>
-        <w:rPr>
-          <w:rFonts w:ascii="Century Gothic" w:eastAsia="Century Gothic" w:hAnsi="Century Gothic" w:cs="Century Gothic"/>
-          <w:color w:val="000000" w:themeColor="text1"/>
-          <w:sz w:val="20"/>
-          <w:szCs w:val="20"/>
-        </w:rPr>
-        <w:t>La eliminación de</w:t>
-      </w:r>
-      <w:r>
-        <w:rPr>
-          <w:rFonts w:ascii="Century Gothic" w:eastAsia="Century Gothic" w:hAnsi="Century Gothic" w:cs="Century Gothic"/>
-          <w:color w:val="000000" w:themeColor="text1"/>
-          <w:sz w:val="20"/>
-          <w:szCs w:val="20"/>
-        </w:rPr>
-        <w:t xml:space="preserve"> un producto o actividad</w:t>
-      </w:r>
-      <w:r>
-        <w:rPr>
-          <w:rFonts w:ascii="Century Gothic" w:eastAsia="Century Gothic" w:hAnsi="Century Gothic" w:cs="Century Gothic"/>
-          <w:color w:val="000000" w:themeColor="text1"/>
-          <w:sz w:val="20"/>
-          <w:szCs w:val="20"/>
-        </w:rPr>
-        <w:t xml:space="preserve"> implicará la actualización correspondiente del </w:t>
-      </w:r>
-      <w:r>
-        <w:rPr>
-          <w:rFonts w:ascii="Century Gothic" w:eastAsia="Century Gothic" w:hAnsi="Century Gothic" w:cs="Century Gothic"/>
-          <w:color w:val="000000" w:themeColor="text1"/>
-          <w:sz w:val="20"/>
-          <w:szCs w:val="20"/>
-        </w:rPr>
-        <w:t>cronograma del Subacuerdo.</w:t>
-      </w:r>
-    </w:p>
-    <w:p>
-      <w:pPr>
-        <w:pStyle w:val="NormalWeb"/>
-        <w:numPr>
-          <w:ilvl w:val="0"/>
-          <w:numId w:val="16"/>
-        </w:numPr>
-        <w:shd w:val="clear" w:color="auto" w:fill="FFFFFF" w:themeFill="background1"/>
-        <w:spacing w:before="0" w:beforeAutospacing="0" w:after="0" w:afterAutospacing="0" w:line="240" w:lineRule="atLeast"/>
-        <w:jc w:val="both"/>
-        <w:rPr>
-          <w:rFonts w:ascii="Century Gothic" w:eastAsia="Century Gothic" w:hAnsi="Century Gothic" w:cs="Century Gothic"/>
-          <w:color w:val="000000" w:themeColor="text1"/>
-          <w:sz w:val="20"/>
-          <w:szCs w:val="20"/>
-        </w:rPr>
-      </w:pPr>
-      <w:r>
-        <w:rPr>
-          <w:rFonts w:ascii="Century Gothic" w:eastAsia="Century Gothic" w:hAnsi="Century Gothic" w:cs="Century Gothic"/>
-          <w:sz w:val="20"/>
-          <w:szCs w:val="20"/>
-          <w:lang w:eastAsia="en-US"/>
-        </w:rPr>
-        <w:t>La solicitud de eliminación deberá estar debidamente justificada y sustentada, indicando claramente las causa</w:t>
-      </w:r>
-      <w:r>
-        <w:rPr>
-          <w:rFonts w:ascii="Century Gothic" w:eastAsia="Century Gothic" w:hAnsi="Century Gothic" w:cs="Century Gothic"/>
-          <w:sz w:val="20"/>
-          <w:szCs w:val="20"/>
-          <w:lang w:eastAsia="en-US"/>
-        </w:rPr>
-        <w:t>s</w:t>
-      </w:r>
-      <w:r>
-        <w:rPr>
-          <w:rFonts w:ascii="Century Gothic" w:eastAsia="Century Gothic" w:hAnsi="Century Gothic" w:cs="Century Gothic"/>
-          <w:sz w:val="20"/>
-          <w:szCs w:val="20"/>
-          <w:lang w:eastAsia="en-US"/>
-        </w:rPr>
-        <w:t xml:space="preserve"> que la motivan.</w:t>
+          <w:color w:val="000000"/>
+          <w:sz w:val="20"/>
+        </w:rPr>
+        <w:t>Actividad 2.3.</w:t>
+      </w:r>
+      <w:r>
+        <w:rPr>
+          <w:rFonts w:ascii="Century Gothic" w:hAnsi="Century Gothic"/>
+          <w:color w:val="000000"/>
+          <w:sz w:val="20"/>
+        </w:rPr>
+        <w:t xml:space="preserve"> Realizar   el aislamiento    preparación y    siembra    del    área   para el banco dendroenergético a las familias seleccionadas.</w:t>
+      </w:r>
+    </w:p>
+    <w:p>
+      <w:r>
+        <w:rPr>
+          <w:rFonts w:ascii="Century Gothic" w:hAnsi="Century Gothic"/>
+          <w:b/>
+          <w:color w:val="000000"/>
+          <w:sz w:val="20"/>
+        </w:rPr>
+        <w:t>Producto 4.</w:t>
+      </w:r>
+      <w:r>
+        <w:rPr>
+          <w:rFonts w:ascii="Century Gothic" w:hAnsi="Century Gothic"/>
+          <w:color w:val="000000"/>
+          <w:sz w:val="20"/>
+        </w:rPr>
+        <w:t xml:space="preserve"> Registros fotográficos del aislamiento y cercamiento protector del área.</w:t>
+      </w:r>
+    </w:p>
+    <w:p>
+      <w:r>
+        <w:rPr>
+          <w:rFonts w:ascii="Century Gothic" w:hAnsi="Century Gothic"/>
+          <w:b/>
+          <w:color w:val="000000"/>
+          <w:sz w:val="20"/>
+        </w:rPr>
+        <w:t>Actividad 2.4.</w:t>
+      </w:r>
+      <w:r>
+        <w:rPr>
+          <w:rFonts w:ascii="Century Gothic" w:hAnsi="Century Gothic"/>
+          <w:color w:val="000000"/>
+          <w:sz w:val="20"/>
+        </w:rPr>
+        <w:t xml:space="preserve"> Realizar    una   jornada   de   capacitación    100   familias   para   el mantenimiento y uso de los bancos dendroenergéticos.</w:t>
+      </w:r>
+    </w:p>
+    <w:p>
+      <w:r>
+        <w:rPr>
+          <w:rFonts w:ascii="Century Gothic" w:hAnsi="Century Gothic"/>
+          <w:b/>
+          <w:color w:val="000000"/>
+          <w:sz w:val="20"/>
+        </w:rPr>
+        <w:t>Producto 5.</w:t>
+      </w:r>
+      <w:r>
+        <w:rPr>
+          <w:rFonts w:ascii="Century Gothic" w:hAnsi="Century Gothic"/>
+          <w:color w:val="000000"/>
+          <w:sz w:val="20"/>
+        </w:rPr>
+        <w:t xml:space="preserve"> Folleto instructivo de uso de los bancos dendroenergéticos.</w:t>
+      </w:r>
+    </w:p>
+    <w:p>
+      <w:r>
+        <w:rPr>
+          <w:rFonts w:ascii="Century Gothic" w:hAnsi="Century Gothic"/>
+          <w:b/>
+          <w:color w:val="000000"/>
+          <w:sz w:val="20"/>
+        </w:rPr>
+        <w:t>Producto 6.</w:t>
+      </w:r>
+      <w:r>
+        <w:rPr>
+          <w:rFonts w:ascii="Century Gothic" w:hAnsi="Century Gothic"/>
+          <w:color w:val="000000"/>
+          <w:sz w:val="20"/>
+        </w:rPr>
+        <w:t xml:space="preserve"> Registros de asistencia a las capacitaciones y registros fotográficos de la jornada de capacitación.</w:t>
+      </w:r>
+    </w:p>
+    <w:p>
+      <w:r>
+        <w:rPr>
+          <w:rFonts w:ascii="Century Gothic" w:hAnsi="Century Gothic"/>
+          <w:b/>
+          <w:color w:val="000000"/>
+          <w:sz w:val="20"/>
+        </w:rPr>
+        <w:t>Producto 7.</w:t>
+      </w:r>
+      <w:r>
+        <w:rPr>
+          <w:rFonts w:ascii="Century Gothic" w:hAnsi="Century Gothic"/>
+          <w:color w:val="000000"/>
+          <w:sz w:val="20"/>
+        </w:rPr>
+        <w:t xml:space="preserve"> Afiche en formato PDF con diseño final, con información sobre el mantenimiento y uso de los bancos dendroenergéticos.</w:t>
+      </w:r>
+    </w:p>
+    <w:p>
+      <w:r>
+        <w:rPr>
+          <w:rFonts w:ascii="Century Gothic" w:hAnsi="Century Gothic"/>
+          <w:b/>
+          <w:color w:val="000000"/>
+          <w:sz w:val="20"/>
+        </w:rPr>
+        <w:t>Actividad 2.5.</w:t>
+      </w:r>
+      <w:r>
+        <w:rPr>
+          <w:rFonts w:ascii="Century Gothic" w:hAnsi="Century Gothic"/>
+          <w:color w:val="000000"/>
+          <w:sz w:val="20"/>
+        </w:rPr>
+        <w:t xml:space="preserve"> Realizar monitoreo y   seguimiento a   la ejecución del proyecto, a través de visitas comunitarias durante la ejecución del proyecto.</w:t>
+      </w:r>
+    </w:p>
+    <w:p>
+      <w:r>
+        <w:rPr>
+          <w:rFonts w:ascii="Century Gothic" w:hAnsi="Century Gothic"/>
+          <w:b/>
+          <w:color w:val="000000"/>
+          <w:sz w:val="20"/>
+        </w:rPr>
+        <w:t>Producto 8.</w:t>
+      </w:r>
+      <w:r>
+        <w:rPr>
+          <w:rFonts w:ascii="Century Gothic" w:hAnsi="Century Gothic"/>
+          <w:color w:val="000000"/>
+          <w:sz w:val="20"/>
+        </w:rPr>
+        <w:t xml:space="preserve"> Un informe de monitoreo y seguimiento final que integre la información de todas las comunidades participantes, beneficiarias y los resultados del estado de la siembra en el mes 7, mes 9 y mes 11, con registro fotográfico. Anexo: memorias de los 5 recorridos realizados durante el proyecto.</w:t>
+      </w:r>
+    </w:p>
+    <w:p>
+      <w:r>
+        <w:rPr>
+          <w:rFonts w:ascii="Century Gothic" w:hAnsi="Century Gothic"/>
+          <w:b/>
+          <w:color w:val="000000"/>
+          <w:sz w:val="20"/>
+        </w:rPr>
+        <w:t>Producto 9.</w:t>
+      </w:r>
+      <w:r>
+        <w:rPr>
+          <w:rFonts w:ascii="Century Gothic" w:hAnsi="Century Gothic"/>
+          <w:color w:val="000000"/>
+          <w:sz w:val="20"/>
+        </w:rPr>
+        <w:t xml:space="preserve"> Un informe de monitoreo y seguimiento final que integre la información de todas las comunidades participantes, beneficiarias y los resultados del estado de la siembra en el mes 7, mes 9 y mes 11, con registro fotográfico. Anexo: memorias de los 5 recorridos realizados durante el proyecto.</w:t>
+      </w:r>
+    </w:p>
+    <w:p>
+      <w:r>
+        <w:rPr>
+          <w:rFonts w:ascii="Century Gothic" w:hAnsi="Century Gothic"/>
+          <w:b/>
+          <w:color w:val="000000"/>
+          <w:sz w:val="20"/>
+        </w:rPr>
+        <w:t>Producto 10.</w:t>
+      </w:r>
+      <w:r>
+        <w:rPr>
+          <w:rFonts w:ascii="Century Gothic" w:hAnsi="Century Gothic"/>
+          <w:color w:val="000000"/>
+          <w:sz w:val="20"/>
+        </w:rPr>
+        <w:t xml:space="preserve"> Informe técnico y financiero final.</w:t>
       </w:r>
     </w:p>
     <w:p>
@@ -17253,6 +16633,7 @@
                 <w:sz w:val="20"/>
                 <w:szCs w:val="20"/>
               </w:rPr>
+              <w:lastRenderedPageBreak/>
               <w:t>Informe</w:t>
             </w:r>
           </w:p>
@@ -17564,7 +16945,6 @@
                 <w:sz w:val="20"/>
                 <w:szCs w:val="20"/>
               </w:rPr>
-              <w:lastRenderedPageBreak/>
               <w:t>Informe Técnico Inicial </w:t>
             </w:r>
           </w:p>
@@ -19572,26 +18952,6 @@
       <w:r>
         <w:rPr>
           <w:rFonts w:ascii="Century Gothic" w:eastAsia="Century Gothic" w:hAnsi="Century Gothic" w:cs="Century Gothic"/>
-          <w:b/>
-          <w:bCs/>
-          <w:color w:val="000000" w:themeColor="text1"/>
-          <w:sz w:val="20"/>
-          <w:szCs w:val="20"/>
-        </w:rPr>
-      </w:r>
-      <w:r>
-        <w:rPr>
-          <w:rFonts w:ascii="Century Gothic" w:eastAsia="Century Gothic" w:hAnsi="Century Gothic" w:cs="Century Gothic"/>
-          <w:b/>
-          <w:bCs/>
-          <w:color w:val="000000" w:themeColor="text1"/>
-          <w:sz w:val="20"/>
-          <w:szCs w:val="20"/>
-        </w:rPr>
-      </w:r>
-      <w:r>
-        <w:rPr>
-          <w:rFonts w:ascii="Century Gothic" w:eastAsia="Century Gothic" w:hAnsi="Century Gothic" w:cs="Century Gothic"/>
           <w:color w:val="000000" w:themeColor="text1"/>
           <w:sz w:val="20"/>
           <w:szCs w:val="20"/>
@@ -19705,46 +19065,6 @@
       <w:r>
         <w:rPr>
           <w:rFonts w:ascii="Century Gothic" w:eastAsia="Century Gothic" w:hAnsi="Century Gothic" w:cs="Century Gothic"/>
-          <w:color w:val="000000" w:themeColor="text1"/>
-          <w:sz w:val="20"/>
-          <w:szCs w:val="20"/>
-        </w:rPr>
-      </w:r>
-      <w:r>
-        <w:rPr>
-          <w:rFonts w:ascii="Century Gothic" w:eastAsia="Century Gothic" w:hAnsi="Century Gothic" w:cs="Century Gothic"/>
-          <w:b/>
-          <w:bCs/>
-          <w:color w:val="000000" w:themeColor="text1"/>
-          <w:sz w:val="20"/>
-          <w:szCs w:val="20"/>
-        </w:rPr>
-      </w:r>
-      <w:r>
-        <w:rPr>
-          <w:rFonts w:ascii="Century Gothic" w:eastAsia="Century Gothic" w:hAnsi="Century Gothic" w:cs="Century Gothic"/>
-          <w:b/>
-          <w:bCs/>
-          <w:color w:val="000000" w:themeColor="text1"/>
-          <w:sz w:val="20"/>
-          <w:szCs w:val="20"/>
-        </w:rPr>
-      </w:r>
-      <w:r>
-        <w:rPr>
-          <w:rFonts w:ascii="Century Gothic" w:eastAsia="Century Gothic" w:hAnsi="Century Gothic" w:cs="Century Gothic"/>
-          <w:b/>
-          <w:bCs/>
-          <w:color w:val="000000" w:themeColor="text1"/>
-          <w:sz w:val="20"/>
-          <w:szCs w:val="20"/>
-        </w:rPr>
-      </w:r>
-      <w:r>
-        <w:rPr>
-          <w:rFonts w:ascii="Century Gothic" w:eastAsia="Century Gothic" w:hAnsi="Century Gothic" w:cs="Century Gothic"/>
-          <w:b/>
-          <w:bCs/>
           <w:color w:val="000000" w:themeColor="text1"/>
           <w:sz w:val="20"/>
           <w:szCs w:val="20"/>
@@ -20144,16 +19464,6 @@
           <w:szCs w:val="20"/>
         </w:rPr>
       </w:r>
-      <w:r>
-        <w:rPr>
-          <w:rFonts w:ascii="Century Gothic" w:eastAsia="Century Gothic" w:hAnsi="Century Gothic" w:cs="Century Gothic"/>
-          <w:b/>
-          <w:bCs/>
-          <w:color w:val="000000" w:themeColor="text1"/>
-          <w:sz w:val="20"/>
-          <w:szCs w:val="20"/>
-        </w:rPr>
-      </w:r>
     </w:p>
     <w:p>
       <w:pPr>
@@ -20214,16 +19524,6 @@
       <w:r>
         <w:rPr>
           <w:rFonts w:ascii="Century Gothic" w:eastAsia="Century Gothic" w:hAnsi="Century Gothic" w:cs="Century Gothic"/>
-          <w:color w:val="000000" w:themeColor="text1"/>
-          <w:sz w:val="20"/>
-          <w:szCs w:val="20"/>
-        </w:rPr>
-      </w:r>
-      <w:r>
-        <w:rPr>
-          <w:rFonts w:ascii="Century Gothic" w:eastAsia="Century Gothic" w:hAnsi="Century Gothic" w:cs="Century Gothic"/>
-          <w:b/>
-          <w:bCs/>
           <w:color w:val="000000" w:themeColor="text1"/>
           <w:sz w:val="20"/>
           <w:szCs w:val="20"/>
@@ -21854,14 +21154,6 @@
           <w:szCs w:val="20"/>
         </w:rPr>
       </w:r>
-      <w:r>
-        <w:rPr>
-          <w:rFonts w:ascii="Century Gothic" w:eastAsia="Century Gothic" w:hAnsi="Century Gothic" w:cs="Century Gothic"/>
-          <w:color w:val="000000" w:themeColor="text1"/>
-          <w:sz w:val="20"/>
-          <w:szCs w:val="20"/>
-        </w:rPr>
-      </w:r>
     </w:p>
     <w:p>
       <w:pPr>
@@ -22327,6 +21619,471 @@
           <w:szCs w:val="20"/>
         </w:rPr>
       </w:r>
+    </w:p>
+    <w:p>
+      <w:pPr>
+        <w:pStyle w:val="NoSpacing"/>
+        <w:jc w:val="both"/>
+        <w:rPr>
+          <w:rFonts w:ascii="Century Gothic" w:eastAsia="Century Gothic" w:hAnsi="Century Gothic" w:cs="Century Gothic"/>
+          <w:color w:val="000000" w:themeColor="text1"/>
+          <w:sz w:val="20"/>
+          <w:szCs w:val="20"/>
+        </w:rPr>
+      </w:pPr>
+    </w:p>
+    <w:tbl>
+      <w:tblPr>
+        <w:tblW w:type="auto" w:w="0"/>
+        <w:tblLayout w:type="fixed"/>
+        <w:tblLook w:firstColumn="1" w:firstRow="1" w:lastColumn="0" w:lastRow="0" w:noHBand="0" w:noVBand="1" w:val="04A0"/>
+        <w:tblBorders>
+          <w:top w:val="single" w:sz="4" w:color="000000"/>
+          <w:left w:val="single" w:sz="4" w:color="000000"/>
+          <w:bottom w:val="single" w:sz="4" w:color="000000"/>
+          <w:right w:val="single" w:sz="4" w:color="000000"/>
+          <w:insideH w:val="single" w:sz="4" w:color="000000"/>
+          <w:insideV w:val="single" w:sz="4" w:color="000000"/>
+        </w:tblBorders>
+      </w:tblPr>
+      <w:tblGrid>
+        <w:gridCol w:w="7763"/>
+        <w:gridCol w:w="2319"/>
+      </w:tblGrid>
+      <w:tr>
+        <w:trPr>
+          <w:tblHeader/>
+        </w:trPr>
+        <w:tc>
+          <w:tcPr>
+            <w:tcW w:type="dxa" w:w="7763"/>
+            <w:shd w:fill="D9D9D9"/>
+          </w:tcPr>
+          <w:p>
+            <w:pPr>
+              <w:jc w:val="center"/>
+            </w:pPr>
+            <w:r>
+              <w:rPr>
+                <w:b/>
+              </w:rPr>
+              <w:t>Productos</w:t>
+            </w:r>
+          </w:p>
+        </w:tc>
+        <w:tc>
+          <w:tcPr>
+            <w:tcW w:type="dxa" w:w="2319"/>
+            <w:shd w:fill="D9D9D9"/>
+          </w:tcPr>
+          <w:p>
+            <w:pPr>
+              <w:jc w:val="center"/>
+            </w:pPr>
+            <w:r>
+              <w:rPr>
+                <w:b/>
+              </w:rPr>
+              <w:t>MONTO ($)</w:t>
+            </w:r>
+          </w:p>
+        </w:tc>
+      </w:tr>
+      <w:tr>
+        <w:tc>
+          <w:tcPr>
+            <w:tcW w:type="dxa" w:w="7763"/>
+          </w:tcPr>
+          <w:p>
+            <w:pPr>
+              <w:jc w:val="center"/>
+            </w:pPr>
+            <w:r>
+              <w:rPr>
+                <w:b/>
+              </w:rPr>
+              <w:t>PRIMER DESEMBOLSO</w:t>
+            </w:r>
+          </w:p>
+          <w:p>
+            <w:r>
+              <w:rPr>
+                <w:b/>
+              </w:rPr>
+              <w:t xml:space="preserve">Producto 0: </w:t>
+            </w:r>
+            <w:r>
+              <w:t>Plan de trabajo, Plan de adquisiciones firmado y cronograma de actividades y Póliza de garantías.</w:t>
+            </w:r>
+          </w:p>
+        </w:tc>
+        <w:tc>
+          <w:tcPr>
+            <w:tcW w:type="dxa" w:w="2319"/>
+            <w:vAlign w:val="center"/>
+          </w:tcPr>
+          <w:p>
+            <w:pPr>
+              <w:jc w:val="center"/>
+            </w:pPr>
+            <w:r>
+              <w:rPr>
+                <w:b/>
+              </w:rPr>
+              <w:t>$ 82.800.000,00</w:t>
+            </w:r>
+          </w:p>
+        </w:tc>
+      </w:tr>
+      <w:tr>
+        <w:tc>
+          <w:tcPr>
+            <w:tcW w:type="dxa" w:w="7763"/>
+          </w:tcPr>
+          <w:p>
+            <w:pPr>
+              <w:jc w:val="center"/>
+            </w:pPr>
+            <w:r>
+              <w:rPr>
+                <w:b/>
+              </w:rPr>
+              <w:t>SEGUNDO DESEMBOLSO</w:t>
+            </w:r>
+          </w:p>
+          <w:p>
+            <w:r>
+              <w:rPr>
+                <w:b/>
+              </w:rPr>
+              <w:t xml:space="preserve">Producto 1: </w:t>
+            </w:r>
+            <w:r>
+              <w:t>Un (1) acta de socialización del proyecto con las firmas de aprobación por las autoridades y/o lideres, con listas de asistencia y registro fotográfico.</w:t>
+            </w:r>
+          </w:p>
+          <w:p>
+            <w:r>
+              <w:rPr>
+                <w:b/>
+              </w:rPr>
+              <w:t xml:space="preserve">Producto 2: </w:t>
+            </w:r>
+            <w:r>
+              <w:t>Un (1) documento de caracterización con los análisis y resultados.  Incluir como anexos los formatos diligenciados y registro fotográfico.</w:t>
+            </w:r>
+          </w:p>
+          <w:p>
+            <w:r>
+              <w:rPr>
+                <w:b/>
+              </w:rPr>
+              <w:t xml:space="preserve">Producto 3: </w:t>
+            </w:r>
+            <w:r>
+              <w:t>Un (1) documento de memoria debe incluir la metodología de la capacitación con listas de asistencia y registro fotográfico.</w:t>
+            </w:r>
+          </w:p>
+          <w:p>
+            <w:r>
+              <w:rPr>
+                <w:b/>
+              </w:rPr>
+              <w:t xml:space="preserve">Producto 4: </w:t>
+            </w:r>
+            <w:r>
+              <w:t>Acta de entrega de 100 folletos instructivos con información de las estufas ecoeficientes para su uso adecuado, que incluya un ejemplar de folleto.</w:t>
+            </w:r>
+          </w:p>
+          <w:p>
+            <w:r>
+              <w:rPr>
+                <w:b/>
+              </w:rPr>
+              <w:t xml:space="preserve">Producto 8: </w:t>
+            </w:r>
+            <w:r>
+              <w:t>Fichas de verificación de área con información de la familia y de las condiciones físicas del área requerida con la cartografía social, con los registros fotográficos del área definida.</w:t>
+            </w:r>
+          </w:p>
+        </w:tc>
+        <w:tc>
+          <w:tcPr>
+            <w:tcW w:type="dxa" w:w="2319"/>
+            <w:vAlign w:val="center"/>
+          </w:tcPr>
+          <w:p>
+            <w:pPr>
+              <w:jc w:val="center"/>
+            </w:pPr>
+            <w:r>
+              <w:rPr>
+                <w:b/>
+              </w:rPr>
+              <w:t>$ 100.000,00</w:t>
+            </w:r>
+          </w:p>
+        </w:tc>
+      </w:tr>
+      <w:tr>
+        <w:tc>
+          <w:tcPr>
+            <w:tcW w:type="dxa" w:w="7763"/>
+          </w:tcPr>
+          <w:p>
+            <w:pPr>
+              <w:jc w:val="center"/>
+            </w:pPr>
+            <w:r>
+              <w:rPr>
+                <w:b/>
+              </w:rPr>
+              <w:t>TERCER DESEMBOLSO</w:t>
+            </w:r>
+          </w:p>
+          <w:p>
+            <w:r>
+              <w:rPr>
+                <w:b/>
+              </w:rPr>
+              <w:t xml:space="preserve">Producto 5.1: </w:t>
+            </w:r>
+            <w:r>
+              <w:t>Un (1) acta de donación de las estufas Ecoeficientes elaborada por Patrimonio Natural y debidamente firmada por el representante legal de Entidad Implementadora.</w:t>
+            </w:r>
+          </w:p>
+          <w:p>
+            <w:r>
+              <w:rPr>
+                <w:b/>
+              </w:rPr>
+              <w:t xml:space="preserve">Producto 5: </w:t>
+            </w:r>
+            <w:r>
+              <w:t>Un (1) acta de entrega de las estufas ecoeficientes móviles de la comunidad, que incluya registros fotográficos de las estufas móviles y la entrega con las firmas de las familias beneficiadas.</w:t>
+            </w:r>
+          </w:p>
+          <w:p>
+            <w:r>
+              <w:rPr>
+                <w:b/>
+              </w:rPr>
+              <w:t xml:space="preserve">Producto 6: </w:t>
+            </w:r>
+            <w:r>
+              <w:t>Una (1) Cartilla sobre el cuidado y mantenimiento de las estufas móviles.</w:t>
+            </w:r>
+          </w:p>
+          <w:p>
+            <w:r>
+              <w:rPr>
+                <w:b/>
+              </w:rPr>
+              <w:t xml:space="preserve">Producto 7: </w:t>
+            </w:r>
+            <w:r>
+              <w:t>Consolidado de listas de Asistencia con registros fotográficos de la comunidad Caño Raya, correspondientes a las jornadas de capacitación.</w:t>
+            </w:r>
+          </w:p>
+          <w:p>
+            <w:r>
+              <w:rPr>
+                <w:b/>
+              </w:rPr>
+              <w:t xml:space="preserve">Producto 10: </w:t>
+            </w:r>
+            <w:r>
+              <w:t>Registros fotográficos del aislamiento y cercamiento protector del área.</w:t>
+            </w:r>
+          </w:p>
+          <w:p>
+            <w:r>
+              <w:rPr>
+                <w:b/>
+              </w:rPr>
+              <w:t xml:space="preserve">Producto 9a: </w:t>
+            </w:r>
+            <w:r>
+              <w:t>Actas de entrega del banco dendroenergético con registros fotográficos del proceso de siembra.</w:t>
+            </w:r>
+          </w:p>
+          <w:p>
+            <w:r>
+              <w:rPr>
+                <w:b/>
+              </w:rPr>
+              <w:t xml:space="preserve">Producto 14a: </w:t>
+            </w:r>
+            <w:r>
+              <w:t>Un informe de monitoreo y seguimiento final que integre la información de todas las comunidades participantes, beneficiarias y los resultados del estado de la siembra en el mes 7, mes 9 y mes 11, con registro fotográfico. Anexo: memorias de los 5 recorridos realizados durante el proyecto.</w:t>
+            </w:r>
+          </w:p>
+        </w:tc>
+        <w:tc>
+          <w:tcPr>
+            <w:tcW w:type="dxa" w:w="2319"/>
+            <w:vAlign w:val="center"/>
+          </w:tcPr>
+          <w:p>
+            <w:pPr>
+              <w:jc w:val="center"/>
+            </w:pPr>
+            <w:r>
+              <w:rPr>
+                <w:b/>
+              </w:rPr>
+              <w:t>$ 93.150.000,00</w:t>
+            </w:r>
+          </w:p>
+        </w:tc>
+      </w:tr>
+      <w:tr>
+        <w:tc>
+          <w:tcPr>
+            <w:tcW w:type="dxa" w:w="7763"/>
+          </w:tcPr>
+          <w:p>
+            <w:pPr>
+              <w:jc w:val="center"/>
+            </w:pPr>
+            <w:r>
+              <w:rPr>
+                <w:b/>
+              </w:rPr>
+              <w:t>CUARTO DESEMBOLSO</w:t>
+            </w:r>
+          </w:p>
+          <w:p>
+            <w:r>
+              <w:rPr>
+                <w:b/>
+              </w:rPr>
+              <w:t xml:space="preserve">Producto 9: </w:t>
+            </w:r>
+            <w:r>
+              <w:t>Actas de entrega del banco dendroenergético con registros fotográficos del proceso de siembra.</w:t>
+            </w:r>
+          </w:p>
+          <w:p>
+            <w:r>
+              <w:rPr>
+                <w:b/>
+              </w:rPr>
+              <w:t xml:space="preserve">Producto 11: </w:t>
+            </w:r>
+            <w:r>
+              <w:t>Folleto instructivo de uso de los bancos dendroenergéticos.</w:t>
+            </w:r>
+          </w:p>
+          <w:p>
+            <w:r>
+              <w:rPr>
+                <w:b/>
+              </w:rPr>
+              <w:t xml:space="preserve">Producto 12: </w:t>
+            </w:r>
+            <w:r>
+              <w:t>Registros de asistencia a las capacitaciones y registros fotográficos de la jornada de capacitación.</w:t>
+            </w:r>
+          </w:p>
+          <w:p>
+            <w:r>
+              <w:rPr>
+                <w:b/>
+              </w:rPr>
+              <w:t xml:space="preserve">Producto 13: </w:t>
+            </w:r>
+            <w:r>
+              <w:t>Afiche en formato PDF con diseño final, con información sobre el mantenimiento y uso de los bancos dendroenergéticos.</w:t>
+            </w:r>
+          </w:p>
+          <w:p>
+            <w:r>
+              <w:rPr>
+                <w:b/>
+              </w:rPr>
+              <w:t xml:space="preserve">Producto 14: </w:t>
+            </w:r>
+            <w:r>
+              <w:t>Un informe de monitoreo y seguimiento final que integre la información de todas las comunidades participantes, beneficiarias y los resultados del estado de la siembra en el mes 7, mes 9 y mes 11, con registro fotográfico. Anexo: memorias de los 5 recorridos realizados durante el proyecto.</w:t>
+            </w:r>
+          </w:p>
+          <w:p>
+            <w:r>
+              <w:rPr>
+                <w:b/>
+              </w:rPr>
+              <w:t xml:space="preserve">Producto 15: </w:t>
+            </w:r>
+            <w:r>
+              <w:t>Informe técnico y financiero final.</w:t>
+            </w:r>
+          </w:p>
+        </w:tc>
+        <w:tc>
+          <w:tcPr>
+            <w:tcW w:type="dxa" w:w="2319"/>
+            <w:vAlign w:val="center"/>
+          </w:tcPr>
+          <w:p>
+            <w:pPr>
+              <w:jc w:val="center"/>
+            </w:pPr>
+            <w:r>
+              <w:rPr>
+                <w:b/>
+              </w:rPr>
+              <w:t>$ 43.650.000,00</w:t>
+            </w:r>
+          </w:p>
+        </w:tc>
+      </w:tr>
+      <w:tr>
+        <w:tc>
+          <w:tcPr>
+            <w:tcW w:type="dxa" w:w="7763"/>
+          </w:tcPr>
+          <w:p>
+            <w:pPr>
+              <w:jc w:val="right"/>
+            </w:pPr>
+            <w:r>
+              <w:rPr>
+                <w:b/>
+              </w:rPr>
+              <w:t>TOTAL</w:t>
+            </w:r>
+          </w:p>
+        </w:tc>
+        <w:tc>
+          <w:tcPr>
+            <w:tcW w:type="dxa" w:w="2319"/>
+          </w:tcPr>
+          <w:p>
+            <w:pPr>
+              <w:jc w:val="center"/>
+            </w:pPr>
+            <w:r>
+              <w:rPr>
+                <w:b/>
+              </w:rPr>
+              <w:t>$ 219.700.000,00</w:t>
+            </w:r>
+          </w:p>
+        </w:tc>
+      </w:tr>
+    </w:tbl>
+    <w:p>
+      <w:pPr>
+        <w:pStyle w:val="NoSpacing"/>
+        <w:jc w:val="both"/>
+        <w:rPr>
+          <w:rFonts w:ascii="Century Gothic" w:eastAsia="Century Gothic" w:hAnsi="Century Gothic" w:cs="Century Gothic"/>
+          <w:color w:val="000000" w:themeColor="text1"/>
+          <w:sz w:val="20"/>
+          <w:szCs w:val="20"/>
+        </w:rPr>
+      </w:pPr>
     </w:p>
     <w:p>
       <w:pPr>
@@ -31571,7 +31328,7 @@
   </w:style>
   <w:style w:type="character" w:customStyle="1" w:styleId="ListParagraphChar">
     <w:name w:val="List Paragraph Char"/>
-    <w:aliases w:val="Ha Char,Bolita Char,Guión Char,Párrafo de lista3 Char,BOLA Char,Párrafo de lista21 Char,Titulo 8 Char,TITULO1REQ Char,BOLADEF Char,Párrafo de lista1 Char,Lista multicolor - Énfasis 11 Char,titulo 3 Char,HOJA Char,Nivel 1 OS Char"/>
+    <w:aliases w:val="List Char,Ha Char,Bolita Char,Guión Char,Párrafo de lista3 Char,BOLA Char,Párrafo de lista21 Char,Titulo 8 Char,TITULO1REQ Char,BOLADEF Char,Párrafo de lista1 Char,Lista multicolor - Énfasis 11 Char,titulo 3 Char,HOJA Char,lp1 Char"/>
     <w:link w:val="ListParagraph"/>
     <w:uiPriority w:val="34"/>
     <w:rsid w:val="00DA681D"/>
@@ -32140,12 +31897,7 @@
 </file>
 
 <file path=customXml/item2.xml><?xml version="1.0" encoding="utf-8"?>
-<?mso-contentType ?>
-<FormTemplates xmlns="http://schemas.microsoft.com/sharepoint/v3/contenttype/forms">
-  <Display>DocumentLibraryForm</Display>
-  <Edit>DocumentLibraryForm</Edit>
-  <New>DocumentLibraryForm</New>
-</FormTemplates>
+<b:Sources xmlns:b="http://schemas.openxmlformats.org/officeDocument/2006/bibliography" xmlns="http://schemas.openxmlformats.org/officeDocument/2006/bibliography" SelectedStyle="\APASixthEditionOfficeOnline.xsl" StyleName="APA" Version="6"/>
 </file>
 
 <file path=customXml/item3.xml><?xml version="1.0" encoding="utf-8"?>
@@ -32378,7 +32130,12 @@
 </file>
 
 <file path=customXml/item4.xml><?xml version="1.0" encoding="utf-8"?>
-<b:Sources xmlns:b="http://schemas.openxmlformats.org/officeDocument/2006/bibliography" xmlns="http://schemas.openxmlformats.org/officeDocument/2006/bibliography" SelectedStyle="\APASixthEditionOfficeOnline.xsl" StyleName="APA" Version="6"/>
+<?mso-contentType ?>
+<FormTemplates xmlns="http://schemas.microsoft.com/sharepoint/v3/contenttype/forms">
+  <Display>DocumentLibraryForm</Display>
+  <Edit>DocumentLibraryForm</Edit>
+  <New>DocumentLibraryForm</New>
+</FormTemplates>
 </file>
 
 <file path=customXml/itemProps1.xml><?xml version="1.0" encoding="utf-8"?>
@@ -32391,9 +32148,9 @@
 </file>
 
 <file path=customXml/itemProps2.xml><?xml version="1.0" encoding="utf-8"?>
-<ds:datastoreItem xmlns:ds="http://schemas.openxmlformats.org/officeDocument/2006/customXml" ds:itemID="{6805979E-7D1C-4B05-980C-96E9943DAFAB}">
+<ds:datastoreItem xmlns:ds="http://schemas.openxmlformats.org/officeDocument/2006/customXml" ds:itemID="{4A904C35-EF4F-46BC-BC5D-EDDE4BF73A0B}">
   <ds:schemaRefs>
-    <ds:schemaRef ds:uri="http://schemas.microsoft.com/sharepoint/v3/contenttype/forms"/>
+    <ds:schemaRef ds:uri="http://schemas.openxmlformats.org/officeDocument/2006/bibliography"/>
   </ds:schemaRefs>
 </ds:datastoreItem>
 </file>
@@ -32418,9 +32175,9 @@
 </file>
 
 <file path=customXml/itemProps4.xml><?xml version="1.0" encoding="utf-8"?>
-<ds:datastoreItem xmlns:ds="http://schemas.openxmlformats.org/officeDocument/2006/customXml" ds:itemID="{4A904C35-EF4F-46BC-BC5D-EDDE4BF73A0B}">
+<ds:datastoreItem xmlns:ds="http://schemas.openxmlformats.org/officeDocument/2006/customXml" ds:itemID="{6805979E-7D1C-4B05-980C-96E9943DAFAB}">
   <ds:schemaRefs>
-    <ds:schemaRef ds:uri="http://schemas.openxmlformats.org/officeDocument/2006/bibliography"/>
+    <ds:schemaRef ds:uri="http://schemas.microsoft.com/sharepoint/v3/contenttype/forms"/>
   </ds:schemaRefs>
 </ds:datastoreItem>
 </file>